--- a/Visa2026.Module/Resources/App_Reg_Check_In.docx
+++ b/Visa2026.Module/Resources/App_Reg_Check_In.docx
@@ -3,19 +3,1162 @@
 <w:document xmlns:wpc="http://schemas.microsoft.com/office/word/2010/wordprocessingCanvas" xmlns:cx="http://schemas.microsoft.com/office/drawing/2014/chartex" xmlns:cx1="http://schemas.microsoft.com/office/drawing/2015/9/8/chartex" xmlns:cx2="http://schemas.microsoft.com/office/drawing/2015/10/21/chartex" xmlns:cx3="http://schemas.microsoft.com/office/drawing/2016/5/9/chartex" xmlns:cx4="http://schemas.microsoft.com/office/drawing/2016/5/10/chartex" xmlns:cx5="http://schemas.microsoft.com/office/drawing/2016/5/11/chartex" xmlns:cx6="http://schemas.microsoft.com/office/drawing/2016/5/12/chartex" xmlns:cx7="http://schemas.microsoft.com/office/drawing/2016/5/13/chartex" xmlns:cx8="http://schemas.microsoft.com/office/drawing/2016/5/14/chartex" xmlns:mc="http://schemas.openxmlformats.org/markup-compatibility/2006" xmlns:aink="http://schemas.microsoft.com/office/drawing/2016/ink" xmlns:am3d="http://schemas.microsoft.com/office/drawing/2017/model3d" xmlns:o="urn:schemas-microsoft-com:office:office" xmlns:oel="http://schemas.microsoft.com/office/2019/extlst" xmlns:r="http://schemas.openxmlformats.org/officeDocument/2006/relationships" xmlns:m="http://schemas.openxmlformats.org/officeDocument/2006/math" xmlns:v="urn:schemas-microsoft-com:vml" xmlns:wp14="http://schemas.microsoft.com/office/word/2010/wordprocessingDrawing" xmlns:wp="http://schemas.openxmlformats.org/drawingml/2006/wordprocessingDrawing" xmlns:w10="urn:schemas-microsoft-com:office:word" xmlns:w="http://schemas.openxmlformats.org/wordprocessingml/2006/main" xmlns:w14="http://schemas.microsoft.com/office/word/2010/wordml" xmlns:w15="http://schemas.microsoft.com/office/word/2012/wordml" xmlns:w16cex="http://schemas.microsoft.com/office/word/2018/wordml/cex" xmlns:w16cid="http://schemas.microsoft.com/office/word/2016/wordml/cid" xmlns:w16="http://schemas.microsoft.com/office/word/2018/wordml" xmlns:w16du="http://schemas.microsoft.com/office/word/2023/wordml/word16du" xmlns:w16sdtdh="http://schemas.microsoft.com/office/word/2020/wordml/sdtdatahash" xmlns:w16sdtfl="http://schemas.microsoft.com/office/word/2024/wordml/sdtformatlock" xmlns:w16se="http://schemas.microsoft.com/office/word/2015/wordml/symex" xmlns:wpg="http://schemas.microsoft.com/office/word/2010/wordprocessingGroup" xmlns:wpi="http://schemas.microsoft.com/office/word/2010/wordprocessingInk" xmlns:wne="http://schemas.microsoft.com/office/word/2006/wordml" xmlns:wps="http://schemas.microsoft.com/office/word/2010/wordprocessingShape" mc:Ignorable="w14 w15 w16se w16cid w16 w16cex w16sdtdh w16sdtfl w16du wp14">
   <w:body>
     <w:p>
-      <w:r>
-        <w:t>App_Reg_Check_In</w:t>
+      <w:pPr>
+        <w:rPr>
+          <w:rFonts w:ascii="Times New Roman" w:hAnsi="Times New Roman"/>
+          <w:b/>
+          <w:sz w:val="28"/>
+        </w:rPr>
+      </w:pPr>
+      <w:r>
+        <w:rPr>
+          <w:rFonts w:ascii="Times New Roman" w:hAnsi="Times New Roman"/>
+          <w:b/>
+          <w:noProof/>
+          <w:sz w:val="28"/>
+        </w:rPr>
+        <w:drawing>
+          <wp:anchor distT="0" distB="0" distL="114300" distR="114300" simplePos="0" relativeHeight="251658240" behindDoc="1" locked="0" layoutInCell="1" allowOverlap="1" wp14:anchorId="0071451B" wp14:editId="5C492C44">
+            <wp:simplePos x="0" y="0"/>
+            <wp:positionH relativeFrom="column">
+              <wp:posOffset>-887095</wp:posOffset>
+            </wp:positionH>
+            <wp:positionV relativeFrom="paragraph">
+              <wp:posOffset>-1306195</wp:posOffset>
+            </wp:positionV>
+            <wp:extent cx="7740650" cy="10814050"/>
+            <wp:effectExtent l="0" t="0" r="0" b="6350"/>
+            <wp:wrapNone/>
+            <wp:docPr id="161454098" name="Picture 8"/>
+            <wp:cNvGraphicFramePr>
+              <a:graphicFrameLocks xmlns:a="http://schemas.openxmlformats.org/drawingml/2006/main" noChangeAspect="1"/>
+            </wp:cNvGraphicFramePr>
+            <a:graphic xmlns:a="http://schemas.openxmlformats.org/drawingml/2006/main">
+              <a:graphicData uri="http://schemas.openxmlformats.org/drawingml/2006/picture">
+                <pic:pic xmlns:pic="http://schemas.openxmlformats.org/drawingml/2006/picture">
+                  <pic:nvPicPr>
+                    <pic:cNvPr id="161454098" name="Picture 161454098"/>
+                    <pic:cNvPicPr/>
+                  </pic:nvPicPr>
+                  <pic:blipFill>
+                    <a:blip r:embed="rId6">
+                      <a:extLst>
+                        <a:ext uri="{28A0092B-C50C-407E-A947-70E740481C1C}">
+                          <a14:useLocalDpi xmlns:a14="http://schemas.microsoft.com/office/drawing/2010/main" val="0"/>
+                        </a:ext>
+                      </a:extLst>
+                    </a:blip>
+                    <a:stretch>
+                      <a:fillRect/>
+                    </a:stretch>
+                  </pic:blipFill>
+                  <pic:spPr>
+                    <a:xfrm>
+                      <a:off x="0" y="0"/>
+                      <a:ext cx="7779220" cy="10867934"/>
+                    </a:xfrm>
+                    <a:prstGeom prst="rect">
+                      <a:avLst/>
+                    </a:prstGeom>
+                  </pic:spPr>
+                </pic:pic>
+              </a:graphicData>
+            </a:graphic>
+            <wp14:sizeRelH relativeFrom="page">
+              <wp14:pctWidth>0</wp14:pctWidth>
+            </wp14:sizeRelH>
+            <wp14:sizeRelV relativeFrom="page">
+              <wp14:pctHeight>0</wp14:pctHeight>
+            </wp14:sizeRelV>
+          </wp:anchor>
+        </w:drawing>
       </w:r>
     </w:p>
-    <w:p/>
+    <w:p>
+      <w:pPr>
+        <w:rPr>
+          <w:rFonts w:ascii="Times New Roman" w:hAnsi="Times New Roman"/>
+          <w:b/>
+          <w:sz w:val="28"/>
+        </w:rPr>
+      </w:pPr>
+    </w:p>
+    <w:p>
+      <w:pPr>
+        <w:rPr>
+          <w:rFonts w:ascii="Times New Roman" w:hAnsi="Times New Roman"/>
+          <w:b/>
+          <w:sz w:val="28"/>
+        </w:rPr>
+      </w:pPr>
+      <w:r>
+        <w:rPr>
+          <w:rFonts w:ascii="Times New Roman" w:hAnsi="Times New Roman"/>
+          <w:b/>
+          <w:sz w:val="28"/>
+        </w:rPr>
+        <w:fldChar w:fldCharType="begin"/>
+      </w:r>
+      <w:r>
+        <w:rPr>
+          <w:rFonts w:ascii="Times New Roman" w:hAnsi="Times New Roman"/>
+          <w:b/>
+          <w:sz w:val="28"/>
+        </w:rPr>
+        <w:instrText>MERGEFIELD FullApplicationNumber</w:instrText>
+      </w:r>
+      <w:r>
+        <w:rPr>
+          <w:rFonts w:ascii="Times New Roman" w:hAnsi="Times New Roman"/>
+          <w:b/>
+          <w:sz w:val="28"/>
+        </w:rPr>
+        <w:fldChar w:fldCharType="separate"/>
+      </w:r>
+      <w:r>
+        <w:rPr>
+          <w:rFonts w:ascii="Times New Roman" w:hAnsi="Times New Roman"/>
+          <w:b/>
+          <w:sz w:val="28"/>
+        </w:rPr>
+        <w:t>&lt;&lt;</w:t>
+      </w:r>
+      <w:proofErr w:type="spellStart"/>
+      <w:r>
+        <w:rPr>
+          <w:rFonts w:ascii="Times New Roman" w:hAnsi="Times New Roman"/>
+          <w:b/>
+          <w:sz w:val="28"/>
+        </w:rPr>
+        <w:t>FullApplicationNumber</w:t>
+      </w:r>
+      <w:proofErr w:type="spellEnd"/>
+      <w:r>
+        <w:rPr>
+          <w:rFonts w:ascii="Times New Roman" w:hAnsi="Times New Roman"/>
+          <w:b/>
+          <w:sz w:val="28"/>
+        </w:rPr>
+        <w:t>&gt;&gt;</w:t>
+      </w:r>
+      <w:r>
+        <w:rPr>
+          <w:rFonts w:ascii="Times New Roman" w:hAnsi="Times New Roman"/>
+          <w:b/>
+          <w:sz w:val="28"/>
+        </w:rPr>
+        <w:fldChar w:fldCharType="end"/>
+      </w:r>
+    </w:p>
+    <w:p>
+      <w:pPr>
+        <w:rPr>
+          <w:rFonts w:ascii="Times New Roman" w:hAnsi="Times New Roman"/>
+          <w:b/>
+          <w:sz w:val="28"/>
+        </w:rPr>
+      </w:pPr>
+      <w:r>
+        <w:rPr>
+          <w:rFonts w:ascii="Times New Roman" w:hAnsi="Times New Roman"/>
+          <w:b/>
+          <w:sz w:val="28"/>
+        </w:rPr>
+        <w:fldChar w:fldCharType="begin"/>
+      </w:r>
+      <w:r>
+        <w:rPr>
+          <w:rFonts w:ascii="Times New Roman" w:hAnsi="Times New Roman"/>
+          <w:b/>
+          <w:sz w:val="28"/>
+        </w:rPr>
+        <w:instrText>MERGEFIELD ApplicationDate</w:instrText>
+      </w:r>
+      <w:r>
+        <w:rPr>
+          <w:rFonts w:ascii="Times New Roman" w:hAnsi="Times New Roman"/>
+          <w:b/>
+          <w:sz w:val="28"/>
+        </w:rPr>
+        <w:fldChar w:fldCharType="separate"/>
+      </w:r>
+      <w:r>
+        <w:rPr>
+          <w:rFonts w:ascii="Times New Roman" w:hAnsi="Times New Roman"/>
+          <w:b/>
+          <w:sz w:val="28"/>
+        </w:rPr>
+        <w:t>&lt;&lt;ApplicationDate&gt;&gt;</w:t>
+      </w:r>
+      <w:r>
+        <w:rPr>
+          <w:rFonts w:ascii="Times New Roman" w:hAnsi="Times New Roman"/>
+          <w:b/>
+          <w:sz w:val="28"/>
+        </w:rPr>
+        <w:fldChar w:fldCharType="end"/>
+      </w:r>
+    </w:p>
+    <w:p>
+      <w:pPr>
+        <w:rPr>
+          <w:rFonts w:ascii="Times New Roman" w:hAnsi="Times New Roman"/>
+          <w:sz w:val="28"/>
+        </w:rPr>
+      </w:pPr>
+    </w:p>
+    <w:p>
+      <w:pPr>
+        <w:ind w:left="1440"/>
+        <w:jc w:val="right"/>
+        <w:rPr>
+          <w:rFonts w:ascii="Times New Roman" w:hAnsi="Times New Roman"/>
+          <w:b/>
+          <w:sz w:val="28"/>
+        </w:rPr>
+      </w:pPr>
+      <w:r>
+        <w:rPr>
+          <w:rFonts w:ascii="Times New Roman" w:hAnsi="Times New Roman"/>
+          <w:b/>
+          <w:sz w:val="28"/>
+        </w:rPr>
+        <w:fldChar w:fldCharType="begin"/>
+      </w:r>
+      <w:r>
+        <w:rPr>
+          <w:rFonts w:ascii="Times New Roman" w:hAnsi="Times New Roman"/>
+          <w:b/>
+          <w:sz w:val="28"/>
+        </w:rPr>
+        <w:instrText>MERGEFIELD MigrationService_NameTm</w:instrText>
+      </w:r>
+      <w:r>
+        <w:rPr>
+          <w:rFonts w:ascii="Times New Roman" w:hAnsi="Times New Roman"/>
+          <w:b/>
+          <w:sz w:val="28"/>
+        </w:rPr>
+        <w:fldChar w:fldCharType="separate"/>
+      </w:r>
+      <w:r>
+        <w:rPr>
+          <w:rFonts w:ascii="Times New Roman" w:hAnsi="Times New Roman"/>
+          <w:b/>
+          <w:sz w:val="28"/>
+        </w:rPr>
+        <w:t>&lt;&lt;MigrationService_NameTm&gt;&gt;</w:t>
+      </w:r>
+      <w:r>
+        <w:rPr>
+          <w:rFonts w:ascii="Times New Roman" w:hAnsi="Times New Roman"/>
+          <w:b/>
+          <w:sz w:val="28"/>
+        </w:rPr>
+        <w:fldChar w:fldCharType="end"/>
+      </w:r>
+    </w:p>
+    <w:p>
+      <w:pPr>
+        <w:rPr>
+          <w:rFonts w:ascii="Times New Roman" w:hAnsi="Times New Roman"/>
+          <w:sz w:val="28"/>
+        </w:rPr>
+      </w:pPr>
+    </w:p>
+    <w:p>
+      <w:pPr>
+        <w:tabs>
+          <w:tab w:val="left" w:pos="960"/>
+        </w:tabs>
+        <w:rPr>
+          <w:rFonts w:ascii="Times New Roman" w:hAnsi="Times New Roman"/>
+          <w:sz w:val="28"/>
+        </w:rPr>
+      </w:pPr>
+      <w:r>
+        <w:rPr>
+          <w:rFonts w:ascii="Times New Roman" w:hAnsi="Times New Roman"/>
+          <w:sz w:val="28"/>
+        </w:rPr>
+        <w:tab/>
+      </w:r>
+    </w:p>
+    <w:p>
+      <w:pPr>
+        <w:rPr>
+          <w:rFonts w:ascii="Times New Roman" w:hAnsi="Times New Roman"/>
+          <w:sz w:val="28"/>
+        </w:rPr>
+      </w:pPr>
+    </w:p>
+    <w:p>
+      <w:pPr>
+        <w:ind w:firstLine="720"/>
+        <w:jc w:val="both"/>
+        <w:rPr>
+          <w:rFonts w:ascii="Times New Roman" w:hAnsi="Times New Roman"/>
+          <w:sz w:val="28"/>
+        </w:rPr>
+      </w:pPr>
+      <w:proofErr w:type="spellStart"/>
+      <w:r>
+        <w:rPr>
+          <w:rFonts w:ascii="Times New Roman" w:hAnsi="Times New Roman"/>
+          <w:sz w:val="28"/>
+        </w:rPr>
+        <w:t>Hatymyzyň</w:t>
+      </w:r>
+      <w:proofErr w:type="spellEnd"/>
+      <w:r>
+        <w:rPr>
+          <w:rFonts w:ascii="Times New Roman" w:hAnsi="Times New Roman"/>
+          <w:sz w:val="28"/>
+        </w:rPr>
+        <w:t xml:space="preserve"> </w:t>
+      </w:r>
+      <w:proofErr w:type="spellStart"/>
+      <w:r>
+        <w:rPr>
+          <w:rFonts w:ascii="Times New Roman" w:hAnsi="Times New Roman"/>
+          <w:sz w:val="28"/>
+        </w:rPr>
+        <w:t>goşundysynda</w:t>
+      </w:r>
+      <w:proofErr w:type="spellEnd"/>
+      <w:r>
+        <w:rPr>
+          <w:rFonts w:ascii="Times New Roman" w:hAnsi="Times New Roman"/>
+          <w:sz w:val="28"/>
+        </w:rPr>
+        <w:t xml:space="preserve"> </w:t>
+      </w:r>
+      <w:proofErr w:type="spellStart"/>
+      <w:r>
+        <w:rPr>
+          <w:rFonts w:ascii="Times New Roman" w:hAnsi="Times New Roman"/>
+          <w:sz w:val="28"/>
+        </w:rPr>
+        <w:t>görkezilen</w:t>
+      </w:r>
+      <w:proofErr w:type="spellEnd"/>
+      <w:r>
+        <w:rPr>
+          <w:rFonts w:ascii="Times New Roman" w:hAnsi="Times New Roman"/>
+          <w:sz w:val="28"/>
+        </w:rPr>
+        <w:t xml:space="preserve"> </w:t>
+      </w:r>
+      <w:proofErr w:type="spellStart"/>
+      <w:r>
+        <w:rPr>
+          <w:rFonts w:ascii="Times New Roman" w:hAnsi="Times New Roman"/>
+          <w:sz w:val="28"/>
+        </w:rPr>
+        <w:t>sanawdaky</w:t>
+      </w:r>
+      <w:proofErr w:type="spellEnd"/>
+      <w:r>
+        <w:rPr>
+          <w:rFonts w:ascii="Times New Roman" w:hAnsi="Times New Roman"/>
+          <w:sz w:val="28"/>
+        </w:rPr>
+        <w:t xml:space="preserve"> </w:t>
+      </w:r>
+      <w:r>
+        <w:rPr>
+          <w:rFonts w:ascii="Times New Roman" w:hAnsi="Times New Roman"/>
+          <w:sz w:val="28"/>
+        </w:rPr>
+        <w:fldChar w:fldCharType="begin"/>
+      </w:r>
+      <w:r>
+        <w:rPr>
+          <w:rFonts w:ascii="Times New Roman" w:hAnsi="Times New Roman"/>
+          <w:b/>
+          <w:sz w:val="28"/>
+        </w:rPr>
+        <w:instrText>MERGEFIELD TotalPersonCount</w:instrText>
+      </w:r>
+      <w:r>
+        <w:rPr>
+          <w:rFonts w:ascii="Times New Roman" w:hAnsi="Times New Roman"/>
+          <w:sz w:val="28"/>
+        </w:rPr>
+        <w:fldChar w:fldCharType="separate"/>
+      </w:r>
+      <w:r>
+        <w:rPr>
+          <w:rFonts w:ascii="Times New Roman" w:hAnsi="Times New Roman"/>
+          <w:b/>
+          <w:sz w:val="28"/>
+        </w:rPr>
+        <w:t>&lt;&lt;TotalPersonCount&gt;&gt;</w:t>
+      </w:r>
+      <w:r>
+        <w:rPr>
+          <w:rFonts w:ascii="Times New Roman" w:hAnsi="Times New Roman"/>
+          <w:sz w:val="28"/>
+        </w:rPr>
+        <w:fldChar w:fldCharType="end"/>
+      </w:r>
+      <w:r>
+        <w:rPr>
+          <w:rFonts w:ascii="Times New Roman" w:hAnsi="Times New Roman"/>
+          <w:sz w:val="28"/>
+        </w:rPr>
+        <w:t xml:space="preserve"> </w:t>
+      </w:r>
+      <w:r>
+        <w:rPr>
+          <w:rFonts w:ascii="Times New Roman" w:hAnsi="Times New Roman"/>
+          <w:b/>
+          <w:sz w:val="28"/>
+        </w:rPr>
+        <w:t>(</w:t>
+      </w:r>
+      <w:r>
+        <w:rPr>
+          <w:rFonts w:ascii="Times New Roman" w:hAnsi="Times New Roman"/>
+          <w:b/>
+          <w:sz w:val="28"/>
+        </w:rPr>
+        <w:fldChar w:fldCharType="begin"/>
+      </w:r>
+      <w:r>
+        <w:rPr>
+          <w:rFonts w:ascii="Times New Roman" w:hAnsi="Times New Roman"/>
+          <w:b/>
+          <w:sz w:val="28"/>
+        </w:rPr>
+        <w:instrText>MERGEFIELD TotalPersonCountText</w:instrText>
+      </w:r>
+      <w:r>
+        <w:rPr>
+          <w:rFonts w:ascii="Times New Roman" w:hAnsi="Times New Roman"/>
+          <w:b/>
+          <w:sz w:val="28"/>
+        </w:rPr>
+        <w:fldChar w:fldCharType="separate"/>
+      </w:r>
+      <w:r>
+        <w:rPr>
+          <w:rFonts w:ascii="Times New Roman" w:hAnsi="Times New Roman"/>
+          <w:b/>
+          <w:sz w:val="28"/>
+        </w:rPr>
+        <w:t>&lt;&lt;</w:t>
+      </w:r>
+      <w:proofErr w:type="spellStart"/>
+      <w:r>
+        <w:rPr>
+          <w:rFonts w:ascii="Times New Roman" w:hAnsi="Times New Roman"/>
+          <w:b/>
+          <w:sz w:val="28"/>
+        </w:rPr>
+        <w:t>TotalPersonCountText</w:t>
+      </w:r>
+      <w:proofErr w:type="spellEnd"/>
+      <w:r>
+        <w:rPr>
+          <w:rFonts w:ascii="Times New Roman" w:hAnsi="Times New Roman"/>
+          <w:b/>
+          <w:sz w:val="28"/>
+        </w:rPr>
+        <w:t>&gt;&gt;</w:t>
+      </w:r>
+      <w:r>
+        <w:rPr>
+          <w:rFonts w:ascii="Times New Roman" w:hAnsi="Times New Roman"/>
+          <w:b/>
+          <w:sz w:val="28"/>
+        </w:rPr>
+        <w:fldChar w:fldCharType="end"/>
+      </w:r>
+      <w:r>
+        <w:rPr>
+          <w:rFonts w:ascii="Times New Roman" w:hAnsi="Times New Roman"/>
+          <w:b/>
+          <w:sz w:val="28"/>
+        </w:rPr>
+        <w:t>)</w:t>
+      </w:r>
+      <w:r>
+        <w:rPr>
+          <w:rFonts w:ascii="Times New Roman" w:hAnsi="Times New Roman"/>
+          <w:sz w:val="28"/>
+        </w:rPr>
+        <w:t xml:space="preserve"> </w:t>
+      </w:r>
+      <w:proofErr w:type="spellStart"/>
+      <w:r>
+        <w:rPr>
+          <w:rFonts w:ascii="Times New Roman" w:hAnsi="Times New Roman"/>
+          <w:sz w:val="28"/>
+        </w:rPr>
+        <w:t>sany</w:t>
+      </w:r>
+      <w:proofErr w:type="spellEnd"/>
+      <w:r>
+        <w:rPr>
+          <w:rFonts w:ascii="Times New Roman" w:hAnsi="Times New Roman"/>
+          <w:sz w:val="28"/>
+        </w:rPr>
+        <w:t xml:space="preserve"> </w:t>
+      </w:r>
+      <w:proofErr w:type="spellStart"/>
+      <w:r>
+        <w:rPr>
+          <w:rFonts w:ascii="Times New Roman" w:hAnsi="Times New Roman"/>
+          <w:sz w:val="28"/>
+        </w:rPr>
+        <w:t>daşary</w:t>
+      </w:r>
+      <w:proofErr w:type="spellEnd"/>
+      <w:r>
+        <w:rPr>
+          <w:rFonts w:ascii="Times New Roman" w:hAnsi="Times New Roman"/>
+          <w:sz w:val="28"/>
+        </w:rPr>
+        <w:t xml:space="preserve"> </w:t>
+      </w:r>
+      <w:proofErr w:type="spellStart"/>
+      <w:r>
+        <w:rPr>
+          <w:rFonts w:ascii="Times New Roman" w:hAnsi="Times New Roman"/>
+          <w:sz w:val="28"/>
+        </w:rPr>
+        <w:t>ýurt</w:t>
+      </w:r>
+      <w:proofErr w:type="spellEnd"/>
+      <w:r>
+        <w:rPr>
+          <w:rFonts w:ascii="Times New Roman" w:hAnsi="Times New Roman"/>
+          <w:sz w:val="28"/>
+        </w:rPr>
+        <w:t xml:space="preserve"> </w:t>
+      </w:r>
+      <w:proofErr w:type="spellStart"/>
+      <w:r>
+        <w:rPr>
+          <w:rFonts w:ascii="Times New Roman" w:hAnsi="Times New Roman"/>
+          <w:sz w:val="28"/>
+        </w:rPr>
+        <w:t>raýatlarynyň</w:t>
+      </w:r>
+      <w:proofErr w:type="spellEnd"/>
+      <w:r>
+        <w:rPr>
+          <w:rFonts w:ascii="Times New Roman" w:hAnsi="Times New Roman"/>
+          <w:sz w:val="28"/>
+        </w:rPr>
+        <w:t xml:space="preserve"> </w:t>
+      </w:r>
+      <w:proofErr w:type="spellStart"/>
+      <w:r>
+        <w:rPr>
+          <w:rFonts w:ascii="Times New Roman" w:hAnsi="Times New Roman"/>
+          <w:b/>
+          <w:sz w:val="28"/>
+        </w:rPr>
+        <w:t>Türkmenistana</w:t>
+      </w:r>
+      <w:proofErr w:type="spellEnd"/>
+      <w:r>
+        <w:rPr>
+          <w:rFonts w:ascii="Times New Roman" w:hAnsi="Times New Roman"/>
+          <w:b/>
+          <w:sz w:val="28"/>
+        </w:rPr>
+        <w:t xml:space="preserve"> </w:t>
+      </w:r>
+      <w:proofErr w:type="spellStart"/>
+      <w:r>
+        <w:rPr>
+          <w:rFonts w:ascii="Times New Roman" w:hAnsi="Times New Roman"/>
+          <w:b/>
+          <w:sz w:val="28"/>
+        </w:rPr>
+        <w:t>gelendigi</w:t>
+      </w:r>
+      <w:proofErr w:type="spellEnd"/>
+      <w:r>
+        <w:rPr>
+          <w:rFonts w:ascii="Times New Roman" w:hAnsi="Times New Roman"/>
+          <w:b/>
+          <w:sz w:val="28"/>
+        </w:rPr>
+        <w:t xml:space="preserve"> </w:t>
+      </w:r>
+      <w:proofErr w:type="spellStart"/>
+      <w:r>
+        <w:rPr>
+          <w:rFonts w:ascii="Times New Roman" w:hAnsi="Times New Roman"/>
+          <w:b/>
+          <w:sz w:val="28"/>
+        </w:rPr>
+        <w:t>sebäpli</w:t>
+      </w:r>
+      <w:proofErr w:type="spellEnd"/>
+      <w:r>
+        <w:rPr>
+          <w:rFonts w:ascii="Times New Roman" w:hAnsi="Times New Roman"/>
+          <w:sz w:val="28"/>
+        </w:rPr>
+        <w:t xml:space="preserve"> </w:t>
+      </w:r>
+      <w:proofErr w:type="spellStart"/>
+      <w:r>
+        <w:rPr>
+          <w:rFonts w:ascii="Times New Roman" w:hAnsi="Times New Roman"/>
+          <w:sz w:val="28"/>
+        </w:rPr>
+        <w:t>hasaba</w:t>
+      </w:r>
+      <w:proofErr w:type="spellEnd"/>
+      <w:r>
+        <w:rPr>
+          <w:rFonts w:ascii="Times New Roman" w:hAnsi="Times New Roman"/>
+          <w:sz w:val="28"/>
+        </w:rPr>
+        <w:t xml:space="preserve"> </w:t>
+      </w:r>
+      <w:proofErr w:type="spellStart"/>
+      <w:r>
+        <w:rPr>
+          <w:rFonts w:ascii="Times New Roman" w:hAnsi="Times New Roman"/>
+          <w:sz w:val="28"/>
+        </w:rPr>
+        <w:t>almagyňyzy</w:t>
+      </w:r>
+      <w:proofErr w:type="spellEnd"/>
+      <w:r>
+        <w:rPr>
+          <w:rFonts w:ascii="Times New Roman" w:hAnsi="Times New Roman"/>
+          <w:sz w:val="28"/>
+        </w:rPr>
+        <w:t xml:space="preserve"> </w:t>
+      </w:r>
+      <w:proofErr w:type="spellStart"/>
+      <w:r>
+        <w:rPr>
+          <w:rFonts w:ascii="Times New Roman" w:hAnsi="Times New Roman"/>
+          <w:sz w:val="28"/>
+        </w:rPr>
+        <w:t>Sizden</w:t>
+      </w:r>
+      <w:proofErr w:type="spellEnd"/>
+      <w:r>
+        <w:rPr>
+          <w:rFonts w:ascii="Times New Roman" w:hAnsi="Times New Roman"/>
+          <w:sz w:val="28"/>
+        </w:rPr>
+        <w:t xml:space="preserve"> </w:t>
+      </w:r>
+      <w:proofErr w:type="spellStart"/>
+      <w:r>
+        <w:rPr>
+          <w:rFonts w:ascii="Times New Roman" w:hAnsi="Times New Roman"/>
+          <w:sz w:val="28"/>
+        </w:rPr>
+        <w:t>haýyş</w:t>
+      </w:r>
+      <w:proofErr w:type="spellEnd"/>
+      <w:r>
+        <w:rPr>
+          <w:rFonts w:ascii="Times New Roman" w:hAnsi="Times New Roman"/>
+          <w:sz w:val="28"/>
+        </w:rPr>
+        <w:t xml:space="preserve"> </w:t>
+      </w:r>
+      <w:proofErr w:type="spellStart"/>
+      <w:r>
+        <w:rPr>
+          <w:rFonts w:ascii="Times New Roman" w:hAnsi="Times New Roman"/>
+          <w:sz w:val="28"/>
+        </w:rPr>
+        <w:t>edýäris</w:t>
+      </w:r>
+      <w:proofErr w:type="spellEnd"/>
+      <w:r>
+        <w:rPr>
+          <w:rFonts w:ascii="Times New Roman" w:hAnsi="Times New Roman"/>
+          <w:sz w:val="28"/>
+        </w:rPr>
+        <w:t>.</w:t>
+      </w:r>
+    </w:p>
+    <w:p>
+      <w:pPr>
+        <w:widowControl w:val="0"/>
+        <w:spacing w:line="240" w:lineRule="auto"/>
+        <w:rPr>
+          <w:rFonts w:ascii="Times New Roman CE" w:hAnsi="Times New Roman CE"/>
+          <w:b/>
+          <w:color w:val="000000"/>
+          <w:sz w:val="28"/>
+        </w:rPr>
+      </w:pPr>
+      <w:proofErr w:type="spellStart"/>
+      <w:r>
+        <w:rPr>
+          <w:rFonts w:ascii="Times New Roman" w:hAnsi="Times New Roman"/>
+          <w:sz w:val="28"/>
+        </w:rPr>
+        <w:t>Daşary</w:t>
+      </w:r>
+      <w:proofErr w:type="spellEnd"/>
+      <w:r>
+        <w:rPr>
+          <w:rFonts w:ascii="Times New Roman" w:hAnsi="Times New Roman"/>
+          <w:sz w:val="28"/>
+        </w:rPr>
+        <w:t xml:space="preserve"> </w:t>
+      </w:r>
+      <w:proofErr w:type="spellStart"/>
+      <w:r>
+        <w:rPr>
+          <w:rFonts w:ascii="Times New Roman" w:hAnsi="Times New Roman"/>
+          <w:sz w:val="28"/>
+        </w:rPr>
+        <w:t>ýurt</w:t>
+      </w:r>
+      <w:proofErr w:type="spellEnd"/>
+      <w:r>
+        <w:rPr>
+          <w:rFonts w:ascii="Times New Roman" w:hAnsi="Times New Roman"/>
+          <w:sz w:val="28"/>
+        </w:rPr>
+        <w:t xml:space="preserve"> </w:t>
+      </w:r>
+      <w:proofErr w:type="spellStart"/>
+      <w:r>
+        <w:rPr>
+          <w:rFonts w:ascii="Times New Roman" w:hAnsi="Times New Roman"/>
+          <w:sz w:val="28"/>
+        </w:rPr>
+        <w:t>raýatynyň</w:t>
+      </w:r>
+      <w:proofErr w:type="spellEnd"/>
+      <w:r>
+        <w:rPr>
+          <w:rFonts w:ascii="Times New Roman" w:hAnsi="Times New Roman"/>
+          <w:sz w:val="28"/>
+        </w:rPr>
+        <w:t xml:space="preserve"> </w:t>
+      </w:r>
+      <w:proofErr w:type="spellStart"/>
+      <w:r>
+        <w:rPr>
+          <w:rFonts w:ascii="Times New Roman" w:hAnsi="Times New Roman"/>
+          <w:sz w:val="28"/>
+        </w:rPr>
+        <w:t>Türkmenistana</w:t>
+      </w:r>
+      <w:proofErr w:type="spellEnd"/>
+      <w:r>
+        <w:rPr>
+          <w:rFonts w:ascii="Times New Roman" w:hAnsi="Times New Roman"/>
+          <w:sz w:val="28"/>
+        </w:rPr>
+        <w:t xml:space="preserve"> </w:t>
+      </w:r>
+      <w:proofErr w:type="spellStart"/>
+      <w:r>
+        <w:rPr>
+          <w:rFonts w:ascii="Times New Roman" w:hAnsi="Times New Roman"/>
+          <w:sz w:val="28"/>
+        </w:rPr>
+        <w:t>gelmeginiň</w:t>
+      </w:r>
+      <w:proofErr w:type="spellEnd"/>
+      <w:r>
+        <w:rPr>
+          <w:rFonts w:ascii="Times New Roman" w:hAnsi="Times New Roman"/>
+          <w:sz w:val="28"/>
+        </w:rPr>
+        <w:t xml:space="preserve">, </w:t>
+      </w:r>
+      <w:proofErr w:type="spellStart"/>
+      <w:r>
+        <w:rPr>
+          <w:rFonts w:ascii="Times New Roman" w:hAnsi="Times New Roman"/>
+          <w:sz w:val="28"/>
+        </w:rPr>
+        <w:t>onda</w:t>
+      </w:r>
+      <w:proofErr w:type="spellEnd"/>
+      <w:r>
+        <w:rPr>
+          <w:rFonts w:ascii="Times New Roman" w:hAnsi="Times New Roman"/>
+          <w:sz w:val="28"/>
+        </w:rPr>
+        <w:t xml:space="preserve"> </w:t>
+      </w:r>
+      <w:proofErr w:type="spellStart"/>
+      <w:r>
+        <w:rPr>
+          <w:rFonts w:ascii="Times New Roman" w:hAnsi="Times New Roman"/>
+          <w:sz w:val="28"/>
+        </w:rPr>
+        <w:t>bolmagynyň</w:t>
+      </w:r>
+      <w:proofErr w:type="spellEnd"/>
+      <w:r>
+        <w:rPr>
+          <w:rFonts w:ascii="Times New Roman" w:hAnsi="Times New Roman"/>
+          <w:sz w:val="28"/>
+        </w:rPr>
+        <w:t xml:space="preserve"> we </w:t>
+      </w:r>
+      <w:proofErr w:type="spellStart"/>
+      <w:r>
+        <w:rPr>
+          <w:rFonts w:ascii="Times New Roman" w:hAnsi="Times New Roman"/>
+          <w:sz w:val="28"/>
+        </w:rPr>
+        <w:t>ondan</w:t>
+      </w:r>
+      <w:proofErr w:type="spellEnd"/>
+      <w:r>
+        <w:rPr>
+          <w:rFonts w:ascii="Times New Roman" w:hAnsi="Times New Roman"/>
+          <w:sz w:val="28"/>
+        </w:rPr>
+        <w:t xml:space="preserve"> </w:t>
+      </w:r>
+      <w:proofErr w:type="spellStart"/>
+      <w:r>
+        <w:rPr>
+          <w:rFonts w:ascii="Times New Roman" w:hAnsi="Times New Roman"/>
+          <w:sz w:val="28"/>
+        </w:rPr>
+        <w:t>gitmeginiň</w:t>
+      </w:r>
+      <w:proofErr w:type="spellEnd"/>
+      <w:r>
+        <w:rPr>
+          <w:rFonts w:ascii="Times New Roman" w:hAnsi="Times New Roman"/>
+          <w:sz w:val="28"/>
+        </w:rPr>
+        <w:t xml:space="preserve"> </w:t>
+      </w:r>
+      <w:proofErr w:type="spellStart"/>
+      <w:r>
+        <w:rPr>
+          <w:rFonts w:ascii="Times New Roman" w:hAnsi="Times New Roman"/>
+          <w:sz w:val="28"/>
+        </w:rPr>
+        <w:t>düzgünlerini</w:t>
+      </w:r>
+      <w:proofErr w:type="spellEnd"/>
+      <w:r>
+        <w:rPr>
+          <w:rFonts w:ascii="Times New Roman" w:hAnsi="Times New Roman"/>
+          <w:sz w:val="28"/>
+        </w:rPr>
+        <w:t xml:space="preserve"> </w:t>
+      </w:r>
+      <w:proofErr w:type="spellStart"/>
+      <w:r>
+        <w:rPr>
+          <w:rFonts w:ascii="Times New Roman" w:hAnsi="Times New Roman"/>
+          <w:sz w:val="28"/>
+        </w:rPr>
+        <w:t>berjaý</w:t>
+      </w:r>
+      <w:proofErr w:type="spellEnd"/>
+      <w:r>
+        <w:rPr>
+          <w:rFonts w:ascii="Times New Roman" w:hAnsi="Times New Roman"/>
+          <w:sz w:val="28"/>
+        </w:rPr>
+        <w:t xml:space="preserve"> </w:t>
+      </w:r>
+      <w:proofErr w:type="spellStart"/>
+      <w:r>
+        <w:rPr>
+          <w:rFonts w:ascii="Times New Roman" w:hAnsi="Times New Roman"/>
+          <w:sz w:val="28"/>
+        </w:rPr>
+        <w:t>etmegine</w:t>
+      </w:r>
+      <w:proofErr w:type="spellEnd"/>
+      <w:r>
+        <w:rPr>
+          <w:rFonts w:ascii="Times New Roman" w:hAnsi="Times New Roman"/>
+          <w:sz w:val="28"/>
+        </w:rPr>
+        <w:t xml:space="preserve"> </w:t>
+      </w:r>
+      <w:proofErr w:type="spellStart"/>
+      <w:r>
+        <w:rPr>
+          <w:rFonts w:ascii="Times New Roman" w:hAnsi="Times New Roman"/>
+          <w:sz w:val="28"/>
+        </w:rPr>
+        <w:t>jogapkärçiligi</w:t>
+      </w:r>
+      <w:proofErr w:type="spellEnd"/>
+      <w:r>
+        <w:rPr>
+          <w:rFonts w:ascii="Times New Roman" w:hAnsi="Times New Roman"/>
+          <w:sz w:val="28"/>
+        </w:rPr>
+        <w:t xml:space="preserve"> </w:t>
+      </w:r>
+      <w:proofErr w:type="spellStart"/>
+      <w:r>
+        <w:rPr>
+          <w:rFonts w:ascii="Times New Roman" w:hAnsi="Times New Roman"/>
+          <w:sz w:val="28"/>
+        </w:rPr>
+        <w:t>kompaniýamyz</w:t>
+      </w:r>
+      <w:proofErr w:type="spellEnd"/>
+      <w:r>
+        <w:rPr>
+          <w:rFonts w:ascii="Times New Roman" w:hAnsi="Times New Roman"/>
+          <w:sz w:val="28"/>
+        </w:rPr>
+        <w:t xml:space="preserve"> </w:t>
+      </w:r>
+      <w:proofErr w:type="spellStart"/>
+      <w:r>
+        <w:rPr>
+          <w:rFonts w:ascii="Times New Roman" w:hAnsi="Times New Roman"/>
+          <w:sz w:val="28"/>
+        </w:rPr>
+        <w:t>öz</w:t>
+      </w:r>
+      <w:proofErr w:type="spellEnd"/>
+      <w:r>
+        <w:rPr>
+          <w:rFonts w:ascii="Times New Roman" w:hAnsi="Times New Roman"/>
+          <w:sz w:val="28"/>
+        </w:rPr>
+        <w:t xml:space="preserve"> </w:t>
+      </w:r>
+      <w:proofErr w:type="spellStart"/>
+      <w:r>
+        <w:rPr>
+          <w:rFonts w:ascii="Times New Roman" w:hAnsi="Times New Roman"/>
+          <w:sz w:val="28"/>
+        </w:rPr>
+        <w:t>üstüne</w:t>
+      </w:r>
+      <w:proofErr w:type="spellEnd"/>
+      <w:r>
+        <w:rPr>
+          <w:rFonts w:ascii="Times New Roman" w:hAnsi="Times New Roman"/>
+          <w:sz w:val="28"/>
+        </w:rPr>
+        <w:t xml:space="preserve"> </w:t>
+      </w:r>
+      <w:proofErr w:type="spellStart"/>
+      <w:r>
+        <w:rPr>
+          <w:rFonts w:ascii="Times New Roman" w:hAnsi="Times New Roman"/>
+          <w:sz w:val="28"/>
+        </w:rPr>
+        <w:t>alýar</w:t>
+      </w:r>
+      <w:proofErr w:type="spellEnd"/>
+      <w:r>
+        <w:rPr>
+          <w:rFonts w:ascii="Times New Roman" w:hAnsi="Times New Roman"/>
+          <w:sz w:val="28"/>
+        </w:rPr>
+        <w:t>.</w:t>
+      </w:r>
+      <w:r>
+        <w:rPr>
+          <w:rFonts w:ascii="Times New Roman" w:hAnsi="Times New Roman"/>
+          <w:sz w:val="28"/>
+        </w:rPr>
+        <w:br/>
+      </w:r>
+      <w:r>
+        <w:rPr>
+          <w:rFonts w:ascii="Times New Roman" w:hAnsi="Times New Roman"/>
+          <w:sz w:val="28"/>
+        </w:rPr>
+        <w:br/>
+      </w:r>
+      <w:r>
+        <w:rPr>
+          <w:rFonts w:ascii="Times New Roman" w:hAnsi="Times New Roman"/>
+          <w:sz w:val="28"/>
+        </w:rPr>
+        <w:br/>
+      </w:r>
+      <w:r>
+        <w:rPr>
+          <w:rFonts w:ascii="Times New Roman" w:hAnsi="Times New Roman"/>
+          <w:sz w:val="28"/>
+        </w:rPr>
+        <w:br/>
+      </w:r>
+      <w:proofErr w:type="spellStart"/>
+      <w:r>
+        <w:rPr>
+          <w:rFonts w:ascii="Times New Roman CE" w:hAnsi="Times New Roman CE"/>
+          <w:b/>
+          <w:color w:val="000000"/>
+          <w:sz w:val="28"/>
+        </w:rPr>
+        <w:t>Türkmenistandaky</w:t>
+      </w:r>
+      <w:proofErr w:type="spellEnd"/>
+      <w:r>
+        <w:rPr>
+          <w:rFonts w:ascii="Times New Roman CE" w:hAnsi="Times New Roman CE"/>
+          <w:b/>
+          <w:color w:val="000000"/>
+          <w:sz w:val="28"/>
+        </w:rPr>
+        <w:t xml:space="preserve"> </w:t>
+      </w:r>
+      <w:r>
+        <w:rPr>
+          <w:rFonts w:ascii="Times New Roman CE" w:hAnsi="Times New Roman CE"/>
+          <w:b/>
+          <w:color w:val="000000"/>
+          <w:sz w:val="28"/>
+        </w:rPr>
+        <w:tab/>
+      </w:r>
+      <w:r>
+        <w:rPr>
+          <w:rFonts w:ascii="Times New Roman CE" w:hAnsi="Times New Roman CE"/>
+          <w:b/>
+          <w:color w:val="000000"/>
+          <w:sz w:val="28"/>
+        </w:rPr>
+        <w:tab/>
+      </w:r>
+      <w:r>
+        <w:rPr>
+          <w:rFonts w:ascii="Times New Roman CE" w:hAnsi="Times New Roman CE"/>
+          <w:b/>
+          <w:color w:val="000000"/>
+          <w:sz w:val="28"/>
+        </w:rPr>
+        <w:tab/>
+      </w:r>
+      <w:r>
+        <w:rPr>
+          <w:rFonts w:ascii="Times New Roman CE" w:hAnsi="Times New Roman CE"/>
+          <w:b/>
+          <w:color w:val="000000"/>
+          <w:sz w:val="28"/>
+        </w:rPr>
+        <w:tab/>
+      </w:r>
+      <w:r>
+        <w:rPr>
+          <w:rFonts w:ascii="Times New Roman CE" w:hAnsi="Times New Roman CE"/>
+          <w:b/>
+          <w:color w:val="000000"/>
+          <w:sz w:val="28"/>
+        </w:rPr>
+        <w:tab/>
+      </w:r>
+      <w:r>
+        <w:rPr>
+          <w:rFonts w:ascii="Times New Roman CE" w:hAnsi="Times New Roman CE"/>
+          <w:b/>
+          <w:color w:val="000000"/>
+          <w:sz w:val="28"/>
+        </w:rPr>
+        <w:tab/>
+      </w:r>
+      <w:r>
+        <w:rPr>
+          <w:rFonts w:ascii="Times New Roman CE" w:hAnsi="Times New Roman CE"/>
+          <w:b/>
+          <w:color w:val="000000"/>
+          <w:sz w:val="28"/>
+        </w:rPr>
+        <w:tab/>
+      </w:r>
+      <w:r>
+        <w:rPr>
+          <w:rFonts w:ascii="Times New Roman" w:hAnsi="Times New Roman"/>
+          <w:b/>
+          <w:color w:val="000000"/>
+          <w:sz w:val="28"/>
+        </w:rPr>
+        <w:t xml:space="preserve">Mehmet </w:t>
+      </w:r>
+      <w:proofErr w:type="spellStart"/>
+      <w:r>
+        <w:rPr>
+          <w:rFonts w:ascii="Times New Roman" w:hAnsi="Times New Roman"/>
+          <w:b/>
+          <w:color w:val="000000"/>
+          <w:sz w:val="28"/>
+        </w:rPr>
+        <w:t>Çırak</w:t>
+      </w:r>
+      <w:proofErr w:type="spellEnd"/>
+      <w:r>
+        <w:rPr>
+          <w:rFonts w:ascii="Times New Roman CE" w:hAnsi="Times New Roman CE"/>
+          <w:b/>
+          <w:color w:val="000000"/>
+          <w:sz w:val="28"/>
+        </w:rPr>
+        <w:br/>
+      </w:r>
+      <w:proofErr w:type="spellStart"/>
+      <w:r>
+        <w:rPr>
+          <w:rFonts w:ascii="Times New Roman CE" w:hAnsi="Times New Roman CE"/>
+          <w:b/>
+          <w:color w:val="000000"/>
+          <w:sz w:val="28"/>
+        </w:rPr>
+        <w:t>Şahamçasynyň</w:t>
+      </w:r>
+      <w:proofErr w:type="spellEnd"/>
+      <w:r>
+        <w:rPr>
+          <w:rFonts w:ascii="Times New Roman CE" w:hAnsi="Times New Roman CE"/>
+          <w:b/>
+          <w:color w:val="000000"/>
+          <w:sz w:val="28"/>
+        </w:rPr>
+        <w:t xml:space="preserve"> </w:t>
+      </w:r>
+      <w:proofErr w:type="spellStart"/>
+      <w:r>
+        <w:rPr>
+          <w:rFonts w:ascii="Times New Roman CE" w:hAnsi="Times New Roman CE"/>
+          <w:b/>
+          <w:color w:val="000000"/>
+          <w:sz w:val="28"/>
+        </w:rPr>
+        <w:t>müdiri</w:t>
+      </w:r>
+      <w:proofErr w:type="spellEnd"/>
+    </w:p>
+    <w:p>
+      <w:pPr>
+        <w:ind w:firstLine="720"/>
+        <w:jc w:val="both"/>
+        <w:rPr>
+          <w:rFonts w:ascii="Times New Roman" w:hAnsi="Times New Roman"/>
+          <w:sz w:val="28"/>
+        </w:rPr>
+      </w:pPr>
+    </w:p>
     <w:sectPr>
-      <w:headerReference w:type="even" r:id="rId6"/>
-      <w:headerReference w:type="default" r:id="rId7"/>
+      <w:headerReference w:type="even" r:id="rId7"/>
       <w:headerReference w:type="first" r:id="rId8"/>
       <w:pgSz w:w="12240" w:h="15840"/>
       <w:pgMar w:top="1417" w:right="1417" w:bottom="1417" w:left="1417" w:header="720" w:footer="720" w:gutter="0"/>
       <w:cols w:space="720"/>
-      <w:docGrid w:linePitch="360"/>
     </w:sectPr>
   </w:body>
 </w:document>
@@ -84,7 +1227,7 @@
       <mc:AlternateContent>
         <mc:Choice Requires="wps">
           <w:drawing>
-            <wp:anchor distT="0" distB="0" distL="0" distR="0" simplePos="0" relativeHeight="251659264" behindDoc="0" locked="0" layoutInCell="1" allowOverlap="1" wp14:anchorId="442AC02B" wp14:editId="6A9EB16B">
+            <wp:anchor distT="0" distB="0" distL="0" distR="0" simplePos="0" relativeHeight="251661312" behindDoc="0" locked="0" layoutInCell="1" allowOverlap="1" wp14:anchorId="0673CF25" wp14:editId="2D31E581">
               <wp:simplePos x="635" y="635"/>
               <wp:positionH relativeFrom="page">
                 <wp:align>left</wp:align>
@@ -95,7 +1238,7 @@
               <wp:extent cx="677545" cy="352425"/>
               <wp:effectExtent l="0" t="0" r="8255" b="9525"/>
               <wp:wrapNone/>
-              <wp:docPr id="464981958" name="Text Box 2" descr="Şirket İçi">
+              <wp:docPr id="1986735241" name="Text Box 4" descr="Şirket İçi">
                 <a:extLst xmlns:a="http://schemas.openxmlformats.org/drawingml/2006/main">
                   <a:ext uri="{5AE41FA2-C0FF-4470-9BD4-5FADCA87CBE2}">
                     <aclsh:classification xmlns:aclsh="http://schemas.microsoft.com/office/drawing/2020/classificationShape" classificationOutcomeType="hdr"/>
@@ -160,11 +1303,11 @@
         </mc:Choice>
         <mc:Fallback>
           <w:pict>
-            <v:shapetype w14:anchorId="442AC02B" id="_x0000_t202" coordsize="21600,21600" o:spt="202" path="m,l,21600r21600,l21600,xe">
+            <v:shapetype w14:anchorId="0673CF25" id="_x0000_t202" coordsize="21600,21600" o:spt="202" path="m,l,21600r21600,l21600,xe">
               <v:stroke joinstyle="miter"/>
               <v:path gradientshapeok="t" o:connecttype="rect"/>
             </v:shapetype>
-            <v:shape id="Text Box 2" o:spid="_x0000_s1026" type="#_x0000_t202" alt="Şirket İçi" style="position:absolute;margin-left:0;margin-top:0;width:53.35pt;height:27.75pt;z-index:251659264;visibility:visible;mso-wrap-style:none;mso-wrap-distance-left:0;mso-wrap-distance-top:0;mso-wrap-distance-right:0;mso-wrap-distance-bottom:0;mso-position-horizontal:left;mso-position-horizontal-relative:page;mso-position-vertical:top;mso-position-vertical-relative:page;v-text-anchor:top" o:gfxdata="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" filled="f" stroked="f">
+            <v:shape id="Text Box 4" o:spid="_x0000_s1026" type="#_x0000_t202" alt="Şirket İçi" style="position:absolute;margin-left:0;margin-top:0;width:53.35pt;height:27.75pt;z-index:251661312;visibility:visible;mso-wrap-style:none;mso-wrap-distance-left:0;mso-wrap-distance-top:0;mso-wrap-distance-right:0;mso-wrap-distance-bottom:0;mso-position-horizontal:left;mso-position-horizontal-relative:page;mso-position-vertical:top;mso-position-vertical-relative:page;v-text-anchor:top" o:gfxdata="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" filled="f" stroked="f">
               <v:fill o:detectmouseclick="t"/>
               <v:textbox style="mso-fit-shape-to-text:t" inset="20pt,15pt,0,0">
                 <w:txbxContent>
@@ -198,6 +1341,113 @@
         </mc:Fallback>
       </mc:AlternateContent>
     </w:r>
+    <w:r>
+      <w:rPr>
+        <w:noProof/>
+      </w:rPr>
+      <mc:AlternateContent>
+        <mc:Choice Requires="wps">
+          <w:drawing>
+            <wp:anchor distT="0" distB="0" distL="0" distR="0" simplePos="0" relativeHeight="251659264" behindDoc="0" locked="0" layoutInCell="1" allowOverlap="1" wp14:anchorId="70CC3595" wp14:editId="653099C0">
+              <wp:simplePos x="0" y="0"/>
+              <wp:positionH relativeFrom="page">
+                <wp:align>left</wp:align>
+              </wp:positionH>
+              <wp:positionV relativeFrom="page">
+                <wp:align>top</wp:align>
+              </wp:positionV>
+              <wp:extent cx="677545" cy="352425"/>
+              <wp:effectExtent l="0" t="0" r="0" b="0"/>
+              <wp:wrapNone/>
+              <wp:docPr id="1" name="Text Box 2" descr="Şirket İçi"/>
+              <wp:cNvGraphicFramePr>
+                <a:graphicFrameLocks xmlns:a="http://schemas.openxmlformats.org/drawingml/2006/main"/>
+              </wp:cNvGraphicFramePr>
+              <a:graphic xmlns:a="http://schemas.openxmlformats.org/drawingml/2006/main">
+                <a:graphicData uri="http://schemas.microsoft.com/office/word/2010/wordprocessingShape">
+                  <wps:wsp>
+                    <wps:cNvSpPr>
+                      <a:spLocks/>
+                    </wps:cNvSpPr>
+                    <wps:spPr>
+                      <a:xfrm>
+                        <a:off x="0" y="0"/>
+                        <a:ext cx="677545" cy="352425"/>
+                      </a:xfrm>
+                      <a:prstGeom prst="rect">
+                        <a:avLst/>
+                      </a:prstGeom>
+                      <a:noFill/>
+                      <a:ln>
+                        <a:noFill/>
+                      </a:ln>
+                    </wps:spPr>
+                    <wps:txbx>
+                      <w:txbxContent>
+                        <w:p>
+                          <w:pPr>
+                            <w:spacing w:after="0"/>
+                            <w:rPr>
+                              <w:rFonts w:ascii="Aptos" w:hAnsi="Aptos"/>
+                              <w:noProof/>
+                              <w:color w:val="FFFF00"/>
+                              <w:sz w:val="18"/>
+                            </w:rPr>
+                          </w:pPr>
+                          <w:r>
+                            <w:rPr>
+                              <w:rFonts w:ascii="Aptos" w:hAnsi="Aptos"/>
+                              <w:noProof/>
+                              <w:color w:val="FFFF00"/>
+                              <w:sz w:val="18"/>
+                            </w:rPr>
+                            <w:t>Şirket İçi</w:t>
+                          </w:r>
+                        </w:p>
+                      </w:txbxContent>
+                    </wps:txbx>
+                    <wps:bodyPr wrap="none" lIns="254000" tIns="190500" rIns="0" bIns="0" anchor="t">
+                      <a:spAutoFit/>
+                    </wps:bodyPr>
+                  </wps:wsp>
+                </a:graphicData>
+              </a:graphic>
+            </wp:anchor>
+          </w:drawing>
+        </mc:Choice>
+        <mc:Fallback>
+          <w:pict>
+            <v:rect w14:anchorId="70CC3595" id="Text Box 2" o:spid="_x0000_s1027" alt="Şirket İçi" style="position:absolute;margin-left:0;margin-top:0;width:53.35pt;height:27.75pt;z-index:251659264;visibility:visible;mso-wrap-style:none;mso-wrap-distance-left:0;mso-wrap-distance-top:0;mso-wrap-distance-right:0;mso-wrap-distance-bottom:0;mso-position-horizontal:left;mso-position-horizontal-relative:page;mso-position-vertical:top;mso-position-vertical-relative:page;v-text-anchor:top" o:gfxdata="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" filled="f" stroked="f">
+              <v:textbox style="mso-fit-shape-to-text:t" inset="20pt,15pt,0,0">
+                <w:txbxContent>
+                  <w:p>
+                    <w:pPr>
+                      <w:spacing w:after="0"/>
+                      <w:rPr>
+                        <w:rFonts w:ascii="Aptos" w:hAnsi="Aptos"/>
+                        <w:noProof/>
+                        <w:color w:val="FFFF00"/>
+                        <w:sz w:val="18"/>
+                      </w:rPr>
+                    </w:pPr>
+                    <w:r>
+                      <w:rPr>
+                        <w:rFonts w:ascii="Aptos" w:hAnsi="Aptos"/>
+                        <w:noProof/>
+                        <w:color w:val="FFFF00"/>
+                        <w:sz w:val="18"/>
+                      </w:rPr>
+                      <w:t>Şirket İçi</w:t>
+                    </w:r>
+                  </w:p>
+                </w:txbxContent>
+              </v:textbox>
+              <w10:wrap anchorx="page" anchory="page"/>
+            </v:rect>
+          </w:pict>
+        </mc:Fallback>
+      </mc:AlternateContent>
+    </w:r>
   </w:p>
 </w:hdr>
 </file>
@@ -215,8 +1465,8 @@
       <mc:AlternateContent>
         <mc:Choice Requires="wps">
           <w:drawing>
-            <wp:anchor distT="0" distB="0" distL="0" distR="0" simplePos="0" relativeHeight="251660288" behindDoc="0" locked="0" layoutInCell="1" allowOverlap="1" wp14:anchorId="40303803" wp14:editId="3FD190B1">
-              <wp:simplePos x="901700" y="457200"/>
+            <wp:anchor distT="0" distB="0" distL="0" distR="0" simplePos="0" relativeHeight="251660288" behindDoc="0" locked="0" layoutInCell="1" allowOverlap="1" wp14:anchorId="671222B8" wp14:editId="11FAA0F7">
+              <wp:simplePos x="635" y="635"/>
               <wp:positionH relativeFrom="page">
                 <wp:align>left</wp:align>
               </wp:positionH>
@@ -226,7 +1476,7 @@
               <wp:extent cx="677545" cy="352425"/>
               <wp:effectExtent l="0" t="0" r="8255" b="9525"/>
               <wp:wrapNone/>
-              <wp:docPr id="1685224156" name="Text Box 3" descr="Şirket İçi">
+              <wp:docPr id="481403558" name="Text Box 3" descr="Şirket İçi">
                 <a:extLst xmlns:a="http://schemas.openxmlformats.org/drawingml/2006/main">
                   <a:ext uri="{5AE41FA2-C0FF-4470-9BD4-5FADCA87CBE2}">
                     <aclsh:classification xmlns:aclsh="http://schemas.microsoft.com/office/drawing/2020/classificationShape" classificationOutcomeType="hdr"/>
@@ -291,11 +1541,11 @@
         </mc:Choice>
         <mc:Fallback>
           <w:pict>
-            <v:shapetype w14:anchorId="40303803" id="_x0000_t202" coordsize="21600,21600" o:spt="202" path="m,l,21600r21600,l21600,xe">
+            <v:shapetype w14:anchorId="671222B8" id="_x0000_t202" coordsize="21600,21600" o:spt="202" path="m,l,21600r21600,l21600,xe">
               <v:stroke joinstyle="miter"/>
               <v:path gradientshapeok="t" o:connecttype="rect"/>
             </v:shapetype>
-            <v:shape id="Text Box 3" o:spid="_x0000_s1027" type="#_x0000_t202" alt="Şirket İçi" style="position:absolute;margin-left:0;margin-top:0;width:53.35pt;height:27.75pt;z-index:251660288;visibility:visible;mso-wrap-style:none;mso-wrap-distance-left:0;mso-wrap-distance-top:0;mso-wrap-distance-right:0;mso-wrap-distance-bottom:0;mso-position-horizontal:left;mso-position-horizontal-relative:page;mso-position-vertical:top;mso-position-vertical-relative:page;v-text-anchor:top" o:gfxdata="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" filled="f" stroked="f">
+            <v:shape id="Text Box 3" o:spid="_x0000_s1028" type="#_x0000_t202" alt="Şirket İçi" style="position:absolute;margin-left:0;margin-top:0;width:53.35pt;height:27.75pt;z-index:251660288;visibility:visible;mso-wrap-style:none;mso-wrap-distance-left:0;mso-wrap-distance-top:0;mso-wrap-distance-right:0;mso-wrap-distance-bottom:0;mso-position-horizontal:left;mso-position-horizontal-relative:page;mso-position-vertical:top;mso-position-vertical-relative:page;v-text-anchor:top" o:gfxdata="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" filled="f" stroked="f">
               <v:fill o:detectmouseclick="t"/>
               <v:textbox style="mso-fit-shape-to-text:t" inset="20pt,15pt,0,0">
                 <w:txbxContent>
@@ -329,16 +1579,6 @@
         </mc:Fallback>
       </mc:AlternateContent>
     </w:r>
-  </w:p>
-</w:hdr>
-</file>
-
-<file path=word/header3.xml><?xml version="1.0" encoding="utf-8"?>
-<w:hdr xmlns:wpc="http://schemas.microsoft.com/office/word/2010/wordprocessingCanvas" xmlns:cx="http://schemas.microsoft.com/office/drawing/2014/chartex" xmlns:cx1="http://schemas.microsoft.com/office/drawing/2015/9/8/chartex" xmlns:cx2="http://schemas.microsoft.com/office/drawing/2015/10/21/chartex" xmlns:cx3="http://schemas.microsoft.com/office/drawing/2016/5/9/chartex" xmlns:cx4="http://schemas.microsoft.com/office/drawing/2016/5/10/chartex" xmlns:cx5="http://schemas.microsoft.com/office/drawing/2016/5/11/chartex" xmlns:cx6="http://schemas.microsoft.com/office/drawing/2016/5/12/chartex" xmlns:cx7="http://schemas.microsoft.com/office/drawing/2016/5/13/chartex" xmlns:cx8="http://schemas.microsoft.com/office/drawing/2016/5/14/chartex" xmlns:mc="http://schemas.openxmlformats.org/markup-compatibility/2006" xmlns:aink="http://schemas.microsoft.com/office/drawing/2016/ink" xmlns:am3d="http://schemas.microsoft.com/office/drawing/2017/model3d" xmlns:o="urn:schemas-microsoft-com:office:office" xmlns:oel="http://schemas.microsoft.com/office/2019/extlst" xmlns:r="http://schemas.openxmlformats.org/officeDocument/2006/relationships" xmlns:m="http://schemas.openxmlformats.org/officeDocument/2006/math" xmlns:v="urn:schemas-microsoft-com:vml" xmlns:wp14="http://schemas.microsoft.com/office/word/2010/wordprocessingDrawing" xmlns:wp="http://schemas.openxmlformats.org/drawingml/2006/wordprocessingDrawing" xmlns:w10="urn:schemas-microsoft-com:office:word" xmlns:w="http://schemas.openxmlformats.org/wordprocessingml/2006/main" xmlns:w14="http://schemas.microsoft.com/office/word/2010/wordml" xmlns:w15="http://schemas.microsoft.com/office/word/2012/wordml" xmlns:w16cex="http://schemas.microsoft.com/office/word/2018/wordml/cex" xmlns:w16cid="http://schemas.microsoft.com/office/word/2016/wordml/cid" xmlns:w16="http://schemas.microsoft.com/office/word/2018/wordml" xmlns:w16du="http://schemas.microsoft.com/office/word/2023/wordml/word16du" xmlns:w16sdtdh="http://schemas.microsoft.com/office/word/2020/wordml/sdtdatahash" xmlns:w16sdtfl="http://schemas.microsoft.com/office/word/2024/wordml/sdtformatlock" xmlns:w16se="http://schemas.microsoft.com/office/word/2015/wordml/symex" xmlns:wpg="http://schemas.microsoft.com/office/word/2010/wordprocessingGroup" xmlns:wpi="http://schemas.microsoft.com/office/word/2010/wordprocessingInk" xmlns:wne="http://schemas.microsoft.com/office/word/2006/wordml" xmlns:wps="http://schemas.microsoft.com/office/word/2010/wordprocessingShape" mc:Ignorable="w14 w15 w16se w16cid w16 w16cex w16sdtdh w16sdtfl w16du wp14">
-  <w:p>
-    <w:pPr>
-      <w:pStyle w:val="Header"/>
-    </w:pPr>
     <w:r>
       <w:rPr>
         <w:noProof/>
@@ -346,8 +1586,8 @@
       <mc:AlternateContent>
         <mc:Choice Requires="wps">
           <w:drawing>
-            <wp:anchor distT="0" distB="0" distL="0" distR="0" simplePos="0" relativeHeight="251658240" behindDoc="0" locked="0" layoutInCell="1" allowOverlap="1" wp14:anchorId="7E1FAD42" wp14:editId="51353A43">
-              <wp:simplePos x="635" y="635"/>
+            <wp:anchor distT="0" distB="0" distL="0" distR="0" simplePos="0" relativeHeight="251658240" behindDoc="0" locked="0" layoutInCell="1" allowOverlap="1" wp14:anchorId="14874813" wp14:editId="24E4B4E8">
+              <wp:simplePos x="0" y="0"/>
               <wp:positionH relativeFrom="page">
                 <wp:align>left</wp:align>
               </wp:positionH>
@@ -355,20 +1595,18 @@
                 <wp:align>top</wp:align>
               </wp:positionV>
               <wp:extent cx="677545" cy="352425"/>
-              <wp:effectExtent l="0" t="0" r="8255" b="9525"/>
+              <wp:effectExtent l="0" t="0" r="0" b="0"/>
               <wp:wrapNone/>
-              <wp:docPr id="754436840" name="Text Box 1" descr="Şirket İçi">
-                <a:extLst xmlns:a="http://schemas.openxmlformats.org/drawingml/2006/main">
-                  <a:ext uri="{5AE41FA2-C0FF-4470-9BD4-5FADCA87CBE2}">
-                    <aclsh:classification xmlns:aclsh="http://schemas.microsoft.com/office/drawing/2020/classificationShape" classificationOutcomeType="hdr"/>
-                  </a:ext>
-                </a:extLst>
-              </wp:docPr>
-              <wp:cNvGraphicFramePr/>
+              <wp:docPr id="2" name="Text Box 1" descr="Şirket İçi"/>
+              <wp:cNvGraphicFramePr>
+                <a:graphicFrameLocks xmlns:a="http://schemas.openxmlformats.org/drawingml/2006/main"/>
+              </wp:cNvGraphicFramePr>
               <a:graphic xmlns:a="http://schemas.openxmlformats.org/drawingml/2006/main">
                 <a:graphicData uri="http://schemas.microsoft.com/office/word/2010/wordprocessingShape">
                   <wps:wsp>
-                    <wps:cNvSpPr txBox="1"/>
+                    <wps:cNvSpPr>
+                      <a:spLocks/>
+                    </wps:cNvSpPr>
                     <wps:spPr>
                       <a:xfrm>
                         <a:off x="0" y="0"/>
@@ -388,30 +1626,25 @@
                           <w:pPr>
                             <w:spacing w:after="0"/>
                             <w:rPr>
-                              <w:rFonts w:ascii="Aptos" w:eastAsia="Aptos" w:hAnsi="Aptos" w:cs="Aptos"/>
+                              <w:rFonts w:ascii="Aptos" w:hAnsi="Aptos"/>
                               <w:noProof/>
                               <w:color w:val="FFFF00"/>
                               <w:sz w:val="18"/>
-                              <w:szCs w:val="18"/>
                             </w:rPr>
                           </w:pPr>
                           <w:r>
                             <w:rPr>
-                              <w:rFonts w:ascii="Aptos" w:eastAsia="Aptos" w:hAnsi="Aptos" w:cs="Aptos"/>
+                              <w:rFonts w:ascii="Aptos" w:hAnsi="Aptos"/>
                               <w:noProof/>
                               <w:color w:val="FFFF00"/>
                               <w:sz w:val="18"/>
-                              <w:szCs w:val="18"/>
                             </w:rPr>
                             <w:t>Şirket İçi</w:t>
                           </w:r>
                         </w:p>
                       </w:txbxContent>
                     </wps:txbx>
-                    <wps:bodyPr rot="0" spcFirstLastPara="0" vertOverflow="overflow" horzOverflow="overflow" vert="horz" wrap="none" lIns="254000" tIns="190500" rIns="0" bIns="0" numCol="1" spcCol="0" rtlCol="0" fromWordArt="0" anchor="t" anchorCtr="0" forceAA="0" compatLnSpc="1">
-                      <a:prstTxWarp prst="textNoShape">
-                        <a:avLst/>
-                      </a:prstTxWarp>
+                    <wps:bodyPr wrap="none" lIns="254000" tIns="190500" rIns="0" bIns="0" anchor="t">
                       <a:spAutoFit/>
                     </wps:bodyPr>
                   </wps:wsp>
@@ -422,32 +1655,25 @@
         </mc:Choice>
         <mc:Fallback>
           <w:pict>
-            <v:shapetype w14:anchorId="7E1FAD42" id="_x0000_t202" coordsize="21600,21600" o:spt="202" path="m,l,21600r21600,l21600,xe">
-              <v:stroke joinstyle="miter"/>
-              <v:path gradientshapeok="t" o:connecttype="rect"/>
-            </v:shapetype>
-            <v:shape id="Text Box 1" o:spid="_x0000_s1028" type="#_x0000_t202" alt="Şirket İçi" style="position:absolute;margin-left:0;margin-top:0;width:53.35pt;height:27.75pt;z-index:251658240;visibility:visible;mso-wrap-style:none;mso-wrap-distance-left:0;mso-wrap-distance-top:0;mso-wrap-distance-right:0;mso-wrap-distance-bottom:0;mso-position-horizontal:left;mso-position-horizontal-relative:page;mso-position-vertical:top;mso-position-vertical-relative:page;v-text-anchor:top" o:gfxdata="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" filled="f" stroked="f">
-              <v:fill o:detectmouseclick="t"/>
+            <v:rect w14:anchorId="14874813" id="Text Box 1" o:spid="_x0000_s1029" alt="Şirket İçi" style="position:absolute;margin-left:0;margin-top:0;width:53.35pt;height:27.75pt;z-index:251658240;visibility:visible;mso-wrap-style:none;mso-wrap-distance-left:0;mso-wrap-distance-top:0;mso-wrap-distance-right:0;mso-wrap-distance-bottom:0;mso-position-horizontal:left;mso-position-horizontal-relative:page;mso-position-vertical:top;mso-position-vertical-relative:page;v-text-anchor:top" o:gfxdata="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" filled="f" stroked="f">
               <v:textbox style="mso-fit-shape-to-text:t" inset="20pt,15pt,0,0">
                 <w:txbxContent>
                   <w:p>
                     <w:pPr>
                       <w:spacing w:after="0"/>
                       <w:rPr>
-                        <w:rFonts w:ascii="Aptos" w:eastAsia="Aptos" w:hAnsi="Aptos" w:cs="Aptos"/>
+                        <w:rFonts w:ascii="Aptos" w:hAnsi="Aptos"/>
                         <w:noProof/>
                         <w:color w:val="FFFF00"/>
                         <w:sz w:val="18"/>
-                        <w:szCs w:val="18"/>
                       </w:rPr>
                     </w:pPr>
                     <w:r>
                       <w:rPr>
-                        <w:rFonts w:ascii="Aptos" w:eastAsia="Aptos" w:hAnsi="Aptos" w:cs="Aptos"/>
+                        <w:rFonts w:ascii="Aptos" w:hAnsi="Aptos"/>
                         <w:noProof/>
                         <w:color w:val="FFFF00"/>
                         <w:sz w:val="18"/>
-                        <w:szCs w:val="18"/>
                       </w:rPr>
                       <w:t>Şirket İçi</w:t>
                     </w:r>
@@ -455,7 +1681,7 @@
                 </w:txbxContent>
               </v:textbox>
               <w10:wrap anchorx="page" anchory="page"/>
-            </v:shape>
+            </v:rect>
           </w:pict>
         </mc:Fallback>
       </mc:AlternateContent>
@@ -469,15 +1695,20 @@
   <w:docDefaults>
     <w:rPrDefault>
       <w:rPr>
-        <w:rFonts w:asciiTheme="minorHAnsi" w:eastAsiaTheme="minorHAnsi" w:hAnsiTheme="minorHAnsi" w:cstheme="minorBidi"/>
+        <w:rFonts w:ascii="Calibri" w:eastAsia="Times New Roman" w:hAnsi="Calibri" w:cs="Times New Roman"/>
         <w:sz w:val="24"/>
-        <w:szCs w:val="24"/>
         <w:lang w:val="en-US" w:eastAsia="en-US" w:bidi="ar-SA"/>
-        <w14:ligatures w14:val="standardContextual"/>
       </w:rPr>
     </w:rPrDefault>
     <w:pPrDefault>
       <w:pPr>
+        <w:pBdr>
+          <w:top w:val="nil"/>
+          <w:left w:val="nil"/>
+          <w:bottom w:val="nil"/>
+          <w:right w:val="nil"/>
+          <w:between w:val="nil"/>
+        </w:pBdr>
         <w:spacing w:after="160" w:line="278" w:lineRule="auto"/>
       </w:pPr>
     </w:pPrDefault>
@@ -868,10 +2099,8 @@
     <w:name w:val="heading 1"/>
     <w:basedOn w:val="Normal"/>
     <w:next w:val="Normal"/>
-    <w:link w:val="Heading1Char"/>
     <w:uiPriority w:val="9"/>
     <w:qFormat/>
-    <w:rsid w:val="0059698E"/>
     <w:pPr>
       <w:keepNext/>
       <w:keepLines/>
@@ -879,22 +2108,18 @@
       <w:outlineLvl w:val="0"/>
     </w:pPr>
     <w:rPr>
-      <w:rFonts w:asciiTheme="majorHAnsi" w:eastAsiaTheme="majorEastAsia" w:hAnsiTheme="majorHAnsi" w:cstheme="majorBidi"/>
       <w:color w:val="0F4761" w:themeColor="accent1" w:themeShade="BF"/>
       <w:sz w:val="40"/>
-      <w:szCs w:val="40"/>
     </w:rPr>
   </w:style>
   <w:style w:type="paragraph" w:styleId="Heading2">
     <w:name w:val="heading 2"/>
     <w:basedOn w:val="Normal"/>
     <w:next w:val="Normal"/>
-    <w:link w:val="Heading2Char"/>
     <w:uiPriority w:val="9"/>
     <w:semiHidden/>
     <w:unhideWhenUsed/>
     <w:qFormat/>
-    <w:rsid w:val="0059698E"/>
     <w:pPr>
       <w:keepNext/>
       <w:keepLines/>
@@ -902,22 +2127,18 @@
       <w:outlineLvl w:val="1"/>
     </w:pPr>
     <w:rPr>
-      <w:rFonts w:asciiTheme="majorHAnsi" w:eastAsiaTheme="majorEastAsia" w:hAnsiTheme="majorHAnsi" w:cstheme="majorBidi"/>
       <w:color w:val="0F4761" w:themeColor="accent1" w:themeShade="BF"/>
       <w:sz w:val="32"/>
-      <w:szCs w:val="32"/>
     </w:rPr>
   </w:style>
   <w:style w:type="paragraph" w:styleId="Heading3">
     <w:name w:val="heading 3"/>
     <w:basedOn w:val="Normal"/>
     <w:next w:val="Normal"/>
-    <w:link w:val="Heading3Char"/>
     <w:uiPriority w:val="9"/>
     <w:semiHidden/>
     <w:unhideWhenUsed/>
     <w:qFormat/>
-    <w:rsid w:val="0059698E"/>
     <w:pPr>
       <w:keepNext/>
       <w:keepLines/>
@@ -925,22 +2146,18 @@
       <w:outlineLvl w:val="2"/>
     </w:pPr>
     <w:rPr>
-      <w:rFonts w:eastAsiaTheme="majorEastAsia" w:cstheme="majorBidi"/>
       <w:color w:val="0F4761" w:themeColor="accent1" w:themeShade="BF"/>
       <w:sz w:val="28"/>
-      <w:szCs w:val="28"/>
     </w:rPr>
   </w:style>
   <w:style w:type="paragraph" w:styleId="Heading4">
     <w:name w:val="heading 4"/>
     <w:basedOn w:val="Normal"/>
     <w:next w:val="Normal"/>
-    <w:link w:val="Heading4Char"/>
     <w:uiPriority w:val="9"/>
     <w:semiHidden/>
     <w:unhideWhenUsed/>
     <w:qFormat/>
-    <w:rsid w:val="0059698E"/>
     <w:pPr>
       <w:keepNext/>
       <w:keepLines/>
@@ -948,9 +2165,7 @@
       <w:outlineLvl w:val="3"/>
     </w:pPr>
     <w:rPr>
-      <w:rFonts w:eastAsiaTheme="majorEastAsia" w:cstheme="majorBidi"/>
       <w:i/>
-      <w:iCs/>
       <w:color w:val="0F4761" w:themeColor="accent1" w:themeShade="BF"/>
     </w:rPr>
   </w:style>
@@ -958,12 +2173,10 @@
     <w:name w:val="heading 5"/>
     <w:basedOn w:val="Normal"/>
     <w:next w:val="Normal"/>
-    <w:link w:val="Heading5Char"/>
     <w:uiPriority w:val="9"/>
     <w:semiHidden/>
     <w:unhideWhenUsed/>
     <w:qFormat/>
-    <w:rsid w:val="0059698E"/>
     <w:pPr>
       <w:keepNext/>
       <w:keepLines/>
@@ -971,7 +2184,6 @@
       <w:outlineLvl w:val="4"/>
     </w:pPr>
     <w:rPr>
-      <w:rFonts w:eastAsiaTheme="majorEastAsia" w:cstheme="majorBidi"/>
       <w:color w:val="0F4761" w:themeColor="accent1" w:themeShade="BF"/>
     </w:rPr>
   </w:style>
@@ -979,12 +2191,10 @@
     <w:name w:val="heading 6"/>
     <w:basedOn w:val="Normal"/>
     <w:next w:val="Normal"/>
-    <w:link w:val="Heading6Char"/>
     <w:uiPriority w:val="9"/>
     <w:semiHidden/>
     <w:unhideWhenUsed/>
     <w:qFormat/>
-    <w:rsid w:val="0059698E"/>
     <w:pPr>
       <w:keepNext/>
       <w:keepLines/>
@@ -992,9 +2202,7 @@
       <w:outlineLvl w:val="5"/>
     </w:pPr>
     <w:rPr>
-      <w:rFonts w:eastAsiaTheme="majorEastAsia" w:cstheme="majorBidi"/>
       <w:i/>
-      <w:iCs/>
       <w:color w:val="595959" w:themeColor="text1" w:themeTint="A6"/>
     </w:rPr>
   </w:style>
@@ -1002,12 +2210,8 @@
     <w:name w:val="heading 7"/>
     <w:basedOn w:val="Normal"/>
     <w:next w:val="Normal"/>
-    <w:link w:val="Heading7Char"/>
-    <w:uiPriority w:val="9"/>
     <w:semiHidden/>
-    <w:unhideWhenUsed/>
     <w:qFormat/>
-    <w:rsid w:val="0059698E"/>
     <w:pPr>
       <w:keepNext/>
       <w:keepLines/>
@@ -1015,7 +2219,6 @@
       <w:outlineLvl w:val="6"/>
     </w:pPr>
     <w:rPr>
-      <w:rFonts w:eastAsiaTheme="majorEastAsia" w:cstheme="majorBidi"/>
       <w:color w:val="595959" w:themeColor="text1" w:themeTint="A6"/>
     </w:rPr>
   </w:style>
@@ -1023,12 +2226,8 @@
     <w:name w:val="heading 8"/>
     <w:basedOn w:val="Normal"/>
     <w:next w:val="Normal"/>
-    <w:link w:val="Heading8Char"/>
-    <w:uiPriority w:val="9"/>
     <w:semiHidden/>
-    <w:unhideWhenUsed/>
     <w:qFormat/>
-    <w:rsid w:val="0059698E"/>
     <w:pPr>
       <w:keepNext/>
       <w:keepLines/>
@@ -1036,9 +2235,7 @@
       <w:outlineLvl w:val="7"/>
     </w:pPr>
     <w:rPr>
-      <w:rFonts w:eastAsiaTheme="majorEastAsia" w:cstheme="majorBidi"/>
       <w:i/>
-      <w:iCs/>
       <w:color w:val="272727" w:themeColor="text1" w:themeTint="D8"/>
     </w:rPr>
   </w:style>
@@ -1046,12 +2243,8 @@
     <w:name w:val="heading 9"/>
     <w:basedOn w:val="Normal"/>
     <w:next w:val="Normal"/>
-    <w:link w:val="Heading9Char"/>
-    <w:uiPriority w:val="9"/>
     <w:semiHidden/>
-    <w:unhideWhenUsed/>
     <w:qFormat/>
-    <w:rsid w:val="0059698E"/>
     <w:pPr>
       <w:keepNext/>
       <w:keepLines/>
@@ -1059,13 +2252,13 @@
       <w:outlineLvl w:val="8"/>
     </w:pPr>
     <w:rPr>
-      <w:rFonts w:eastAsiaTheme="majorEastAsia" w:cstheme="majorBidi"/>
       <w:color w:val="272727" w:themeColor="text1" w:themeTint="D8"/>
     </w:rPr>
   </w:style>
   <w:style w:type="character" w:default="1" w:styleId="DefaultParagraphFont">
     <w:name w:val="Default Paragraph Font"/>
     <w:uiPriority w:val="1"/>
+    <w:semiHidden/>
     <w:unhideWhenUsed/>
   </w:style>
   <w:style w:type="table" w:default="1" w:styleId="TableNormal">
@@ -1089,255 +2282,64 @@
     <w:semiHidden/>
     <w:unhideWhenUsed/>
   </w:style>
-  <w:style w:type="character" w:customStyle="1" w:styleId="Heading1Char">
-    <w:name w:val="Heading 1 Char"/>
-    <w:basedOn w:val="DefaultParagraphFont"/>
-    <w:link w:val="Heading1"/>
-    <w:uiPriority w:val="9"/>
-    <w:rsid w:val="0059698E"/>
-    <w:rPr>
-      <w:rFonts w:asciiTheme="majorHAnsi" w:eastAsiaTheme="majorEastAsia" w:hAnsiTheme="majorHAnsi" w:cstheme="majorBidi"/>
-      <w:color w:val="0F4761" w:themeColor="accent1" w:themeShade="BF"/>
-      <w:sz w:val="40"/>
-      <w:szCs w:val="40"/>
-    </w:rPr>
-  </w:style>
-  <w:style w:type="character" w:customStyle="1" w:styleId="Heading2Char">
-    <w:name w:val="Heading 2 Char"/>
-    <w:basedOn w:val="DefaultParagraphFont"/>
-    <w:link w:val="Heading2"/>
-    <w:uiPriority w:val="9"/>
-    <w:semiHidden/>
-    <w:rsid w:val="0059698E"/>
-    <w:rPr>
-      <w:rFonts w:asciiTheme="majorHAnsi" w:eastAsiaTheme="majorEastAsia" w:hAnsiTheme="majorHAnsi" w:cstheme="majorBidi"/>
-      <w:color w:val="0F4761" w:themeColor="accent1" w:themeShade="BF"/>
-      <w:sz w:val="32"/>
-      <w:szCs w:val="32"/>
-    </w:rPr>
-  </w:style>
-  <w:style w:type="character" w:customStyle="1" w:styleId="Heading3Char">
-    <w:name w:val="Heading 3 Char"/>
-    <w:basedOn w:val="DefaultParagraphFont"/>
-    <w:link w:val="Heading3"/>
-    <w:uiPriority w:val="9"/>
-    <w:semiHidden/>
-    <w:rsid w:val="0059698E"/>
-    <w:rPr>
-      <w:rFonts w:eastAsiaTheme="majorEastAsia" w:cstheme="majorBidi"/>
-      <w:color w:val="0F4761" w:themeColor="accent1" w:themeShade="BF"/>
-      <w:sz w:val="28"/>
-      <w:szCs w:val="28"/>
-    </w:rPr>
-  </w:style>
-  <w:style w:type="character" w:customStyle="1" w:styleId="Heading4Char">
-    <w:name w:val="Heading 4 Char"/>
-    <w:basedOn w:val="DefaultParagraphFont"/>
-    <w:link w:val="Heading4"/>
-    <w:uiPriority w:val="9"/>
-    <w:semiHidden/>
-    <w:rsid w:val="0059698E"/>
-    <w:rPr>
-      <w:rFonts w:eastAsiaTheme="majorEastAsia" w:cstheme="majorBidi"/>
-      <w:i/>
-      <w:iCs/>
-      <w:color w:val="0F4761" w:themeColor="accent1" w:themeShade="BF"/>
-    </w:rPr>
-  </w:style>
-  <w:style w:type="character" w:customStyle="1" w:styleId="Heading5Char">
-    <w:name w:val="Heading 5 Char"/>
-    <w:basedOn w:val="DefaultParagraphFont"/>
-    <w:link w:val="Heading5"/>
-    <w:uiPriority w:val="9"/>
-    <w:semiHidden/>
-    <w:rsid w:val="0059698E"/>
-    <w:rPr>
-      <w:rFonts w:eastAsiaTheme="majorEastAsia" w:cstheme="majorBidi"/>
-      <w:color w:val="0F4761" w:themeColor="accent1" w:themeShade="BF"/>
-    </w:rPr>
-  </w:style>
-  <w:style w:type="character" w:customStyle="1" w:styleId="Heading6Char">
-    <w:name w:val="Heading 6 Char"/>
-    <w:basedOn w:val="DefaultParagraphFont"/>
-    <w:link w:val="Heading6"/>
-    <w:uiPriority w:val="9"/>
-    <w:semiHidden/>
-    <w:rsid w:val="0059698E"/>
-    <w:rPr>
-      <w:rFonts w:eastAsiaTheme="majorEastAsia" w:cstheme="majorBidi"/>
-      <w:i/>
-      <w:iCs/>
-      <w:color w:val="595959" w:themeColor="text1" w:themeTint="A6"/>
-    </w:rPr>
-  </w:style>
-  <w:style w:type="character" w:customStyle="1" w:styleId="Heading7Char">
-    <w:name w:val="Heading 7 Char"/>
-    <w:basedOn w:val="DefaultParagraphFont"/>
-    <w:link w:val="Heading7"/>
-    <w:uiPriority w:val="9"/>
-    <w:semiHidden/>
-    <w:rsid w:val="0059698E"/>
-    <w:rPr>
-      <w:rFonts w:eastAsiaTheme="majorEastAsia" w:cstheme="majorBidi"/>
-      <w:color w:val="595959" w:themeColor="text1" w:themeTint="A6"/>
-    </w:rPr>
-  </w:style>
-  <w:style w:type="character" w:customStyle="1" w:styleId="Heading8Char">
-    <w:name w:val="Heading 8 Char"/>
-    <w:basedOn w:val="DefaultParagraphFont"/>
-    <w:link w:val="Heading8"/>
-    <w:uiPriority w:val="9"/>
-    <w:semiHidden/>
-    <w:rsid w:val="0059698E"/>
-    <w:rPr>
-      <w:rFonts w:eastAsiaTheme="majorEastAsia" w:cstheme="majorBidi"/>
-      <w:i/>
-      <w:iCs/>
-      <w:color w:val="272727" w:themeColor="text1" w:themeTint="D8"/>
-    </w:rPr>
-  </w:style>
-  <w:style w:type="character" w:customStyle="1" w:styleId="Heading9Char">
-    <w:name w:val="Heading 9 Char"/>
-    <w:basedOn w:val="DefaultParagraphFont"/>
-    <w:link w:val="Heading9"/>
-    <w:uiPriority w:val="9"/>
-    <w:semiHidden/>
-    <w:rsid w:val="0059698E"/>
-    <w:rPr>
-      <w:rFonts w:eastAsiaTheme="majorEastAsia" w:cstheme="majorBidi"/>
-      <w:color w:val="272727" w:themeColor="text1" w:themeTint="D8"/>
-    </w:rPr>
-  </w:style>
   <w:style w:type="paragraph" w:styleId="Title">
     <w:name w:val="Title"/>
     <w:basedOn w:val="Normal"/>
     <w:next w:val="Normal"/>
-    <w:link w:val="TitleChar"/>
     <w:uiPriority w:val="10"/>
     <w:qFormat/>
-    <w:rsid w:val="0059698E"/>
     <w:pPr>
       <w:spacing w:after="80" w:line="240" w:lineRule="auto"/>
       <w:contextualSpacing/>
     </w:pPr>
     <w:rPr>
-      <w:rFonts w:asciiTheme="majorHAnsi" w:eastAsiaTheme="majorEastAsia" w:hAnsiTheme="majorHAnsi" w:cstheme="majorBidi"/>
-      <w:spacing w:val="-10"/>
-      <w:kern w:val="28"/>
       <w:sz w:val="56"/>
-      <w:szCs w:val="56"/>
-    </w:rPr>
-  </w:style>
-  <w:style w:type="character" w:customStyle="1" w:styleId="TitleChar">
-    <w:name w:val="Title Char"/>
-    <w:basedOn w:val="DefaultParagraphFont"/>
-    <w:link w:val="Title"/>
-    <w:uiPriority w:val="10"/>
-    <w:rsid w:val="0059698E"/>
-    <w:rPr>
-      <w:rFonts w:asciiTheme="majorHAnsi" w:eastAsiaTheme="majorEastAsia" w:hAnsiTheme="majorHAnsi" w:cstheme="majorBidi"/>
-      <w:spacing w:val="-10"/>
-      <w:kern w:val="28"/>
-      <w:sz w:val="56"/>
-      <w:szCs w:val="56"/>
     </w:rPr>
   </w:style>
   <w:style w:type="paragraph" w:styleId="Subtitle">
     <w:name w:val="Subtitle"/>
     <w:basedOn w:val="Normal"/>
     <w:next w:val="Normal"/>
-    <w:link w:val="SubtitleChar"/>
     <w:uiPriority w:val="11"/>
     <w:qFormat/>
-    <w:rsid w:val="0059698E"/>
     <w:pPr>
       <w:numPr>
         <w:ilvl w:val="1"/>
       </w:numPr>
     </w:pPr>
     <w:rPr>
-      <w:rFonts w:eastAsiaTheme="majorEastAsia" w:cstheme="majorBidi"/>
       <w:color w:val="595959" w:themeColor="text1" w:themeTint="A6"/>
-      <w:spacing w:val="15"/>
       <w:sz w:val="28"/>
-      <w:szCs w:val="28"/>
-    </w:rPr>
-  </w:style>
-  <w:style w:type="character" w:customStyle="1" w:styleId="SubtitleChar">
-    <w:name w:val="Subtitle Char"/>
-    <w:basedOn w:val="DefaultParagraphFont"/>
-    <w:link w:val="Subtitle"/>
-    <w:uiPriority w:val="11"/>
-    <w:rsid w:val="0059698E"/>
-    <w:rPr>
-      <w:rFonts w:eastAsiaTheme="majorEastAsia" w:cstheme="majorBidi"/>
-      <w:color w:val="595959" w:themeColor="text1" w:themeTint="A6"/>
-      <w:spacing w:val="15"/>
-      <w:sz w:val="28"/>
-      <w:szCs w:val="28"/>
     </w:rPr>
   </w:style>
   <w:style w:type="paragraph" w:styleId="Quote">
     <w:name w:val="Quote"/>
     <w:basedOn w:val="Normal"/>
     <w:next w:val="Normal"/>
-    <w:link w:val="QuoteChar"/>
-    <w:uiPriority w:val="29"/>
     <w:qFormat/>
-    <w:rsid w:val="0059698E"/>
     <w:pPr>
       <w:spacing w:before="160"/>
       <w:jc w:val="center"/>
     </w:pPr>
     <w:rPr>
       <w:i/>
-      <w:iCs/>
-      <w:color w:val="404040" w:themeColor="text1" w:themeTint="BF"/>
-    </w:rPr>
-  </w:style>
-  <w:style w:type="character" w:customStyle="1" w:styleId="QuoteChar">
-    <w:name w:val="Quote Char"/>
-    <w:basedOn w:val="DefaultParagraphFont"/>
-    <w:link w:val="Quote"/>
-    <w:uiPriority w:val="29"/>
-    <w:rsid w:val="0059698E"/>
-    <w:rPr>
-      <w:i/>
-      <w:iCs/>
       <w:color w:val="404040" w:themeColor="text1" w:themeTint="BF"/>
     </w:rPr>
   </w:style>
   <w:style w:type="paragraph" w:styleId="ListParagraph">
     <w:name w:val="List Paragraph"/>
     <w:basedOn w:val="Normal"/>
-    <w:uiPriority w:val="34"/>
     <w:qFormat/>
-    <w:rsid w:val="0059698E"/>
     <w:pPr>
       <w:ind w:left="720"/>
       <w:contextualSpacing/>
     </w:pPr>
   </w:style>
-  <w:style w:type="character" w:styleId="IntenseEmphasis">
-    <w:name w:val="Intense Emphasis"/>
-    <w:basedOn w:val="DefaultParagraphFont"/>
-    <w:uiPriority w:val="21"/>
-    <w:qFormat/>
-    <w:rsid w:val="0059698E"/>
-    <w:rPr>
-      <w:i/>
-      <w:iCs/>
-      <w:color w:val="0F4761" w:themeColor="accent1" w:themeShade="BF"/>
-    </w:rPr>
-  </w:style>
   <w:style w:type="paragraph" w:styleId="IntenseQuote">
     <w:name w:val="Intense Quote"/>
     <w:basedOn w:val="Normal"/>
     <w:next w:val="Normal"/>
-    <w:link w:val="IntenseQuoteChar"/>
-    <w:uiPriority w:val="30"/>
     <w:qFormat/>
-    <w:rsid w:val="0059698E"/>
     <w:pPr>
       <w:pBdr>
         <w:top w:val="single" w:sz="4" w:space="10" w:color="0F4761" w:themeColor="accent1" w:themeShade="BF"/>
@@ -1349,43 +2351,12 @@
     </w:pPr>
     <w:rPr>
       <w:i/>
-      <w:iCs/>
       <w:color w:val="0F4761" w:themeColor="accent1" w:themeShade="BF"/>
-    </w:rPr>
-  </w:style>
-  <w:style w:type="character" w:customStyle="1" w:styleId="IntenseQuoteChar">
-    <w:name w:val="Intense Quote Char"/>
-    <w:basedOn w:val="DefaultParagraphFont"/>
-    <w:link w:val="IntenseQuote"/>
-    <w:uiPriority w:val="30"/>
-    <w:rsid w:val="0059698E"/>
-    <w:rPr>
-      <w:i/>
-      <w:iCs/>
-      <w:color w:val="0F4761" w:themeColor="accent1" w:themeShade="BF"/>
-    </w:rPr>
-  </w:style>
-  <w:style w:type="character" w:styleId="IntenseReference">
-    <w:name w:val="Intense Reference"/>
-    <w:basedOn w:val="DefaultParagraphFont"/>
-    <w:uiPriority w:val="32"/>
-    <w:qFormat/>
-    <w:rsid w:val="0059698E"/>
-    <w:rPr>
-      <w:b/>
-      <w:bCs/>
-      <w:smallCaps/>
-      <w:color w:val="0F4761" w:themeColor="accent1" w:themeShade="BF"/>
-      <w:spacing w:val="5"/>
     </w:rPr>
   </w:style>
   <w:style w:type="paragraph" w:styleId="Header">
     <w:name w:val="header"/>
     <w:basedOn w:val="Normal"/>
-    <w:link w:val="HeaderChar"/>
-    <w:uiPriority w:val="99"/>
-    <w:unhideWhenUsed/>
-    <w:rsid w:val="00B1109E"/>
     <w:pPr>
       <w:tabs>
         <w:tab w:val="center" w:pos="4703"/>
@@ -1394,18 +2365,185 @@
       <w:spacing w:after="0" w:line="240" w:lineRule="auto"/>
     </w:pPr>
   </w:style>
+  <w:style w:type="character" w:styleId="Hyperlink">
+    <w:name w:val="Hyperlink"/>
+    <w:rPr>
+      <w:color w:val="0000FF"/>
+      <w:u w:val="single"/>
+    </w:rPr>
+  </w:style>
+  <w:style w:type="character" w:customStyle="1" w:styleId="Heading1Char">
+    <w:name w:val="Heading 1 Char"/>
+    <w:basedOn w:val="DefaultParagraphFont"/>
+    <w:rPr>
+      <w:color w:val="0F4761" w:themeColor="accent1" w:themeShade="BF"/>
+      <w:sz w:val="40"/>
+    </w:rPr>
+  </w:style>
+  <w:style w:type="character" w:customStyle="1" w:styleId="Heading2Char">
+    <w:name w:val="Heading 2 Char"/>
+    <w:basedOn w:val="DefaultParagraphFont"/>
+    <w:semiHidden/>
+    <w:rPr>
+      <w:color w:val="0F4761" w:themeColor="accent1" w:themeShade="BF"/>
+      <w:sz w:val="32"/>
+    </w:rPr>
+  </w:style>
+  <w:style w:type="character" w:customStyle="1" w:styleId="Heading3Char">
+    <w:name w:val="Heading 3 Char"/>
+    <w:basedOn w:val="DefaultParagraphFont"/>
+    <w:semiHidden/>
+    <w:rPr>
+      <w:color w:val="0F4761" w:themeColor="accent1" w:themeShade="BF"/>
+      <w:sz w:val="28"/>
+    </w:rPr>
+  </w:style>
+  <w:style w:type="character" w:customStyle="1" w:styleId="Heading4Char">
+    <w:name w:val="Heading 4 Char"/>
+    <w:basedOn w:val="DefaultParagraphFont"/>
+    <w:semiHidden/>
+    <w:rPr>
+      <w:i/>
+      <w:color w:val="0F4761" w:themeColor="accent1" w:themeShade="BF"/>
+    </w:rPr>
+  </w:style>
+  <w:style w:type="character" w:customStyle="1" w:styleId="Heading5Char">
+    <w:name w:val="Heading 5 Char"/>
+    <w:basedOn w:val="DefaultParagraphFont"/>
+    <w:semiHidden/>
+    <w:rPr>
+      <w:color w:val="0F4761" w:themeColor="accent1" w:themeShade="BF"/>
+    </w:rPr>
+  </w:style>
+  <w:style w:type="character" w:customStyle="1" w:styleId="Heading6Char">
+    <w:name w:val="Heading 6 Char"/>
+    <w:basedOn w:val="DefaultParagraphFont"/>
+    <w:semiHidden/>
+    <w:rPr>
+      <w:i/>
+      <w:color w:val="595959" w:themeColor="text1" w:themeTint="A6"/>
+    </w:rPr>
+  </w:style>
+  <w:style w:type="character" w:customStyle="1" w:styleId="Heading7Char">
+    <w:name w:val="Heading 7 Char"/>
+    <w:basedOn w:val="DefaultParagraphFont"/>
+    <w:semiHidden/>
+    <w:rPr>
+      <w:color w:val="595959" w:themeColor="text1" w:themeTint="A6"/>
+    </w:rPr>
+  </w:style>
+  <w:style w:type="character" w:customStyle="1" w:styleId="Heading8Char">
+    <w:name w:val="Heading 8 Char"/>
+    <w:basedOn w:val="DefaultParagraphFont"/>
+    <w:semiHidden/>
+    <w:rPr>
+      <w:i/>
+      <w:color w:val="272727" w:themeColor="text1" w:themeTint="D8"/>
+    </w:rPr>
+  </w:style>
+  <w:style w:type="character" w:customStyle="1" w:styleId="Heading9Char">
+    <w:name w:val="Heading 9 Char"/>
+    <w:basedOn w:val="DefaultParagraphFont"/>
+    <w:semiHidden/>
+    <w:rPr>
+      <w:color w:val="272727" w:themeColor="text1" w:themeTint="D8"/>
+    </w:rPr>
+  </w:style>
+  <w:style w:type="character" w:customStyle="1" w:styleId="TitleChar">
+    <w:name w:val="Title Char"/>
+    <w:basedOn w:val="DefaultParagraphFont"/>
+    <w:rPr>
+      <w:sz w:val="56"/>
+    </w:rPr>
+  </w:style>
+  <w:style w:type="character" w:customStyle="1" w:styleId="SubtitleChar">
+    <w:name w:val="Subtitle Char"/>
+    <w:basedOn w:val="DefaultParagraphFont"/>
+    <w:rPr>
+      <w:color w:val="595959" w:themeColor="text1" w:themeTint="A6"/>
+      <w:sz w:val="28"/>
+    </w:rPr>
+  </w:style>
+  <w:style w:type="character" w:customStyle="1" w:styleId="QuoteChar">
+    <w:name w:val="Quote Char"/>
+    <w:basedOn w:val="DefaultParagraphFont"/>
+    <w:rPr>
+      <w:i/>
+      <w:color w:val="404040" w:themeColor="text1" w:themeTint="BF"/>
+    </w:rPr>
+  </w:style>
+  <w:style w:type="character" w:styleId="IntenseEmphasis">
+    <w:name w:val="Intense Emphasis"/>
+    <w:basedOn w:val="DefaultParagraphFont"/>
+    <w:qFormat/>
+    <w:rPr>
+      <w:i/>
+      <w:color w:val="0F4761" w:themeColor="accent1" w:themeShade="BF"/>
+    </w:rPr>
+  </w:style>
+  <w:style w:type="character" w:customStyle="1" w:styleId="IntenseQuoteChar">
+    <w:name w:val="Intense Quote Char"/>
+    <w:basedOn w:val="DefaultParagraphFont"/>
+    <w:rPr>
+      <w:i/>
+      <w:color w:val="0F4761" w:themeColor="accent1" w:themeShade="BF"/>
+    </w:rPr>
+  </w:style>
+  <w:style w:type="character" w:styleId="IntenseReference">
+    <w:name w:val="Intense Reference"/>
+    <w:basedOn w:val="DefaultParagraphFont"/>
+    <w:qFormat/>
+    <w:rPr>
+      <w:b/>
+      <w:smallCaps/>
+      <w:color w:val="0F4761" w:themeColor="accent1" w:themeShade="BF"/>
+    </w:rPr>
+  </w:style>
   <w:style w:type="character" w:customStyle="1" w:styleId="HeaderChar">
     <w:name w:val="Header Char"/>
     <w:basedOn w:val="DefaultParagraphFont"/>
-    <w:link w:val="Header"/>
+  </w:style>
+  <w:style w:type="table" w:customStyle="1" w:styleId="GridTable">
+    <w:name w:val="Grid Table"/>
+    <w:basedOn w:val="TableNormal"/>
+    <w:tblPr>
+      <w:tblBorders>
+        <w:top w:val="single" w:sz="4" w:space="0" w:color="000000"/>
+        <w:left w:val="single" w:sz="4" w:space="0" w:color="000000"/>
+        <w:bottom w:val="single" w:sz="4" w:space="0" w:color="000000"/>
+        <w:right w:val="single" w:sz="4" w:space="0" w:color="000000"/>
+        <w:insideH w:val="single" w:sz="4" w:space="0" w:color="000000"/>
+        <w:insideV w:val="single" w:sz="4" w:space="0" w:color="000000"/>
+      </w:tblBorders>
+    </w:tblPr>
+  </w:style>
+  <w:style w:type="paragraph" w:styleId="Footer">
+    <w:name w:val="footer"/>
+    <w:basedOn w:val="Normal"/>
+    <w:link w:val="FooterChar"/>
     <w:uiPriority w:val="99"/>
-    <w:rsid w:val="00B1109E"/>
+    <w:unhideWhenUsed/>
+    <w:rsid w:val="005B504D"/>
+    <w:pPr>
+      <w:tabs>
+        <w:tab w:val="center" w:pos="4703"/>
+        <w:tab w:val="right" w:pos="9406"/>
+      </w:tabs>
+      <w:spacing w:after="0" w:line="240" w:lineRule="auto"/>
+    </w:pPr>
+  </w:style>
+  <w:style w:type="character" w:customStyle="1" w:styleId="FooterChar">
+    <w:name w:val="Footer Char"/>
+    <w:basedOn w:val="DefaultParagraphFont"/>
+    <w:link w:val="Footer"/>
+    <w:uiPriority w:val="99"/>
+    <w:rsid w:val="005B504D"/>
   </w:style>
 </w:styles>
 </file>
 
 <file path=word/theme/theme1.xml><?xml version="1.0" encoding="utf-8"?>
-<a:theme xmlns:a="http://schemas.openxmlformats.org/drawingml/2006/main" name="Office Theme">
+<a:theme xmlns:a="http://schemas.openxmlformats.org/drawingml/2006/main" name="Office">
   <a:themeElements>
     <a:clrScheme name="Office">
       <a:dk1>
@@ -1450,36 +2588,36 @@
         <a:latin typeface="Aptos Display" panose="02110004020202020204"/>
         <a:ea typeface=""/>
         <a:cs typeface=""/>
-        <a:font script="Jpan" typeface="游ゴシック Light"/>
+        <a:font script="Arab" typeface="Times New Roman"/>
+        <a:font script="Beng" typeface="Vrinda"/>
+        <a:font script="Cans" typeface="Euphemia"/>
+        <a:font script="Cher" typeface="Plantagenet Cherokee"/>
+        <a:font script="Deva" typeface="Mangal"/>
+        <a:font script="Ethi" typeface="Nyala"/>
+        <a:font script="Geor" typeface="Sylfaen"/>
+        <a:font script="Gujr" typeface="Shruti"/>
+        <a:font script="Guru" typeface="Raavi"/>
         <a:font script="Hang" typeface="맑은 고딕"/>
         <a:font script="Hans" typeface="等线 Light"/>
         <a:font script="Hant" typeface="新細明體"/>
-        <a:font script="Arab" typeface="Times New Roman"/>
         <a:font script="Hebr" typeface="Times New Roman"/>
-        <a:font script="Thai" typeface="Angsana New"/>
-        <a:font script="Ethi" typeface="Nyala"/>
-        <a:font script="Beng" typeface="Vrinda"/>
-        <a:font script="Gujr" typeface="Shruti"/>
+        <a:font script="Jpan" typeface="游ゴシック Light"/>
         <a:font script="Khmr" typeface="MoolBoran"/>
         <a:font script="Knda" typeface="Tunga"/>
-        <a:font script="Guru" typeface="Raavi"/>
-        <a:font script="Cans" typeface="Euphemia"/>
-        <a:font script="Cher" typeface="Plantagenet Cherokee"/>
+        <a:font script="Laoo" typeface="DokChampa"/>
+        <a:font script="Mlym" typeface="Kartika"/>
+        <a:font script="Mong" typeface="Mongolian Baiti"/>
+        <a:font script="Orya" typeface="Kalinga"/>
+        <a:font script="Sinh" typeface="Iskoola Pota"/>
+        <a:font script="Syrc" typeface="Estrangelo Edessa"/>
+        <a:font script="Taml" typeface="Latha"/>
+        <a:font script="Telu" typeface="Gautami"/>
+        <a:font script="Thaa" typeface="MV Boli"/>
+        <a:font script="Thai" typeface="Angsana New"/>
+        <a:font script="Tibt" typeface="Microsoft Himalaya"/>
+        <a:font script="Uigh" typeface="Microsoft Uighur"/>
+        <a:font script="Viet" typeface="Times New Roman"/>
         <a:font script="Yiii" typeface="Microsoft Yi Baiti"/>
-        <a:font script="Tibt" typeface="Microsoft Himalaya"/>
-        <a:font script="Thaa" typeface="MV Boli"/>
-        <a:font script="Deva" typeface="Mangal"/>
-        <a:font script="Telu" typeface="Gautami"/>
-        <a:font script="Taml" typeface="Latha"/>
-        <a:font script="Syrc" typeface="Estrangelo Edessa"/>
-        <a:font script="Orya" typeface="Kalinga"/>
-        <a:font script="Mlym" typeface="Kartika"/>
-        <a:font script="Laoo" typeface="DokChampa"/>
-        <a:font script="Sinh" typeface="Iskoola Pota"/>
-        <a:font script="Mong" typeface="Mongolian Baiti"/>
-        <a:font script="Viet" typeface="Times New Roman"/>
-        <a:font script="Uigh" typeface="Microsoft Uighur"/>
-        <a:font script="Geor" typeface="Sylfaen"/>
         <a:font script="Armn" typeface="Arial"/>
         <a:font script="Bugi" typeface="Leelawadee UI"/>
         <a:font script="Bopo" typeface="Microsoft JhengHei"/>
@@ -1502,36 +2640,36 @@
         <a:latin typeface="Aptos" panose="02110004020202020204"/>
         <a:ea typeface=""/>
         <a:cs typeface=""/>
-        <a:font script="Jpan" typeface="游ゴシック"/>
+        <a:font script="Arab" typeface="Arial"/>
+        <a:font script="Beng" typeface="Vrinda"/>
+        <a:font script="Cans" typeface="Euphemia"/>
+        <a:font script="Cher" typeface="Plantagenet Cherokee"/>
+        <a:font script="Deva" typeface="Mangal"/>
+        <a:font script="Ethi" typeface="Nyala"/>
+        <a:font script="Geor" typeface="Sylfaen"/>
+        <a:font script="Gujr" typeface="Shruti"/>
+        <a:font script="Guru" typeface="Raavi"/>
         <a:font script="Hang" typeface="맑은 고딕"/>
         <a:font script="Hans" typeface="等线"/>
         <a:font script="Hant" typeface="新細明體"/>
-        <a:font script="Arab" typeface="Arial"/>
         <a:font script="Hebr" typeface="Arial"/>
-        <a:font script="Thai" typeface="Cordia New"/>
-        <a:font script="Ethi" typeface="Nyala"/>
-        <a:font script="Beng" typeface="Vrinda"/>
-        <a:font script="Gujr" typeface="Shruti"/>
+        <a:font script="Jpan" typeface="游ゴシック"/>
         <a:font script="Khmr" typeface="DaunPenh"/>
         <a:font script="Knda" typeface="Tunga"/>
-        <a:font script="Guru" typeface="Raavi"/>
-        <a:font script="Cans" typeface="Euphemia"/>
-        <a:font script="Cher" typeface="Plantagenet Cherokee"/>
+        <a:font script="Laoo" typeface="DokChampa"/>
+        <a:font script="Mlym" typeface="Kartika"/>
+        <a:font script="Mong" typeface="Mongolian Baiti"/>
+        <a:font script="Orya" typeface="Kalinga"/>
+        <a:font script="Sinh" typeface="Iskoola Pota"/>
+        <a:font script="Syrc" typeface="Estrangelo Edessa"/>
+        <a:font script="Taml" typeface="Latha"/>
+        <a:font script="Telu" typeface="Gautami"/>
+        <a:font script="Thaa" typeface="MV Boli"/>
+        <a:font script="Thai" typeface="Cordia New"/>
+        <a:font script="Tibt" typeface="Microsoft Himalaya"/>
+        <a:font script="Uigh" typeface="Microsoft Uighur"/>
+        <a:font script="Viet" typeface="Arial"/>
         <a:font script="Yiii" typeface="Microsoft Yi Baiti"/>
-        <a:font script="Tibt" typeface="Microsoft Himalaya"/>
-        <a:font script="Thaa" typeface="MV Boli"/>
-        <a:font script="Deva" typeface="Mangal"/>
-        <a:font script="Telu" typeface="Gautami"/>
-        <a:font script="Taml" typeface="Latha"/>
-        <a:font script="Syrc" typeface="Estrangelo Edessa"/>
-        <a:font script="Orya" typeface="Kalinga"/>
-        <a:font script="Mlym" typeface="Kartika"/>
-        <a:font script="Laoo" typeface="DokChampa"/>
-        <a:font script="Sinh" typeface="Iskoola Pota"/>
-        <a:font script="Mong" typeface="Mongolian Baiti"/>
-        <a:font script="Viet" typeface="Arial"/>
-        <a:font script="Uigh" typeface="Microsoft Uighur"/>
-        <a:font script="Geor" typeface="Sylfaen"/>
         <a:font script="Armn" typeface="Arial"/>
         <a:font script="Bugi" typeface="Leelawadee UI"/>
         <a:font script="Bopo" typeface="Microsoft JhengHei"/>
@@ -1560,141 +2698,165 @@
           <a:gsLst>
             <a:gs pos="0">
               <a:schemeClr val="phClr">
-                <a:lumMod val="110000"/>
-                <a:satMod val="105000"/>
-                <a:tint val="67000"/>
+                <a:tint val="50000"/>
+                <a:satMod val="300000"/>
               </a:schemeClr>
             </a:gs>
-            <a:gs pos="50000">
+            <a:gs pos="35000">
               <a:schemeClr val="phClr">
-                <a:lumMod val="105000"/>
-                <a:satMod val="103000"/>
-                <a:tint val="73000"/>
+                <a:tint val="37000"/>
+                <a:satMod val="300000"/>
               </a:schemeClr>
             </a:gs>
             <a:gs pos="100000">
               <a:schemeClr val="phClr">
-                <a:lumMod val="105000"/>
-                <a:satMod val="109000"/>
-                <a:tint val="81000"/>
+                <a:tint val="15000"/>
+                <a:satMod val="350000"/>
               </a:schemeClr>
             </a:gs>
           </a:gsLst>
-          <a:lin ang="5400000" scaled="0"/>
+          <a:lin ang="16200000" scaled="1"/>
         </a:gradFill>
         <a:gradFill rotWithShape="1">
           <a:gsLst>
             <a:gs pos="0">
               <a:schemeClr val="phClr">
-                <a:satMod val="103000"/>
-                <a:lumMod val="102000"/>
-                <a:tint val="94000"/>
+                <a:shade val="51000"/>
+                <a:satMod val="130000"/>
               </a:schemeClr>
             </a:gs>
-            <a:gs pos="50000">
+            <a:gs pos="80000">
               <a:schemeClr val="phClr">
-                <a:satMod val="110000"/>
-                <a:lumMod val="100000"/>
-                <a:shade val="100000"/>
+                <a:shade val="93000"/>
+                <a:satMod val="130000"/>
               </a:schemeClr>
             </a:gs>
             <a:gs pos="100000">
               <a:schemeClr val="phClr">
-                <a:lumMod val="99000"/>
-                <a:satMod val="120000"/>
-                <a:shade val="78000"/>
+                <a:shade val="94000"/>
+                <a:satMod val="135000"/>
               </a:schemeClr>
             </a:gs>
           </a:gsLst>
-          <a:lin ang="5400000" scaled="0"/>
+          <a:lin ang="16200000" scaled="0"/>
         </a:gradFill>
       </a:fillStyleLst>
       <a:lnStyleLst>
-        <a:ln w="6350" cap="flat" cmpd="sng" algn="ctr">
+        <a:ln w="9525" cap="flat" cmpd="sng" algn="ctr">
+          <a:solidFill>
+            <a:schemeClr val="phClr">
+              <a:shade val="95000"/>
+              <a:satMod val="105000"/>
+            </a:schemeClr>
+          </a:solidFill>
+          <a:prstDash val="solid"/>
+        </a:ln>
+        <a:ln w="25400" cap="flat" cmpd="sng" algn="ctr">
           <a:solidFill>
             <a:schemeClr val="phClr"/>
           </a:solidFill>
           <a:prstDash val="solid"/>
-          <a:miter lim="800000"/>
         </a:ln>
-        <a:ln w="12700" cap="flat" cmpd="sng" algn="ctr">
+        <a:ln w="38100" cap="flat" cmpd="sng" algn="ctr">
           <a:solidFill>
             <a:schemeClr val="phClr"/>
           </a:solidFill>
           <a:prstDash val="solid"/>
-          <a:miter lim="800000"/>
-        </a:ln>
-        <a:ln w="19050" cap="flat" cmpd="sng" algn="ctr">
-          <a:solidFill>
-            <a:schemeClr val="phClr"/>
-          </a:solidFill>
-          <a:prstDash val="solid"/>
-          <a:miter lim="800000"/>
         </a:ln>
       </a:lnStyleLst>
       <a:effectStyleLst>
         <a:effectStyle>
-          <a:effectLst/>
-        </a:effectStyle>
-        <a:effectStyle>
-          <a:effectLst/>
+          <a:effectLst>
+            <a:outerShdw blurRad="40000" dist="20000" dir="5400000" rotWithShape="0">
+              <a:srgbClr val="000000">
+                <a:alpha val="38000"/>
+              </a:srgbClr>
+            </a:outerShdw>
+          </a:effectLst>
         </a:effectStyle>
         <a:effectStyle>
           <a:effectLst>
-            <a:outerShdw blurRad="57150" dist="19050" dir="5400000" algn="ctr" rotWithShape="0">
+            <a:outerShdw blurRad="40000" dist="23000" dir="5400000" rotWithShape="0">
               <a:srgbClr val="000000">
-                <a:alpha val="63000"/>
+                <a:alpha val="35000"/>
               </a:srgbClr>
             </a:outerShdw>
           </a:effectLst>
+        </a:effectStyle>
+        <a:effectStyle>
+          <a:effectLst>
+            <a:outerShdw blurRad="40000" dist="23000" dir="5400000" rotWithShape="0">
+              <a:srgbClr val="000000">
+                <a:alpha val="35000"/>
+              </a:srgbClr>
+            </a:outerShdw>
+          </a:effectLst>
+          <a:scene3d>
+            <a:camera prst="orthographicFront">
+              <a:rot lat="0" lon="0" rev="0"/>
+            </a:camera>
+            <a:lightRig rig="threePt" dir="t">
+              <a:rot lat="0" lon="0" rev="1200000"/>
+            </a:lightRig>
+          </a:scene3d>
+          <a:sp3d>
+            <a:bevelT w="63500" h="25400"/>
+          </a:sp3d>
         </a:effectStyle>
       </a:effectStyleLst>
       <a:bgFillStyleLst>
         <a:solidFill>
           <a:schemeClr val="phClr"/>
         </a:solidFill>
-        <a:solidFill>
-          <a:schemeClr val="phClr">
-            <a:tint val="95000"/>
-            <a:satMod val="170000"/>
-          </a:schemeClr>
-        </a:solidFill>
         <a:gradFill rotWithShape="1">
           <a:gsLst>
             <a:gs pos="0">
               <a:schemeClr val="phClr">
-                <a:tint val="93000"/>
-                <a:satMod val="150000"/>
-                <a:shade val="98000"/>
-                <a:lumMod val="102000"/>
+                <a:tint val="40000"/>
+                <a:satMod val="350000"/>
               </a:schemeClr>
             </a:gs>
-            <a:gs pos="50000">
+            <a:gs pos="40000">
               <a:schemeClr val="phClr">
-                <a:tint val="98000"/>
-                <a:satMod val="130000"/>
-                <a:shade val="90000"/>
-                <a:lumMod val="103000"/>
+                <a:tint val="45000"/>
+                <a:shade val="99000"/>
+                <a:satMod val="350000"/>
               </a:schemeClr>
             </a:gs>
             <a:gs pos="100000">
               <a:schemeClr val="phClr">
-                <a:shade val="63000"/>
-                <a:satMod val="120000"/>
+                <a:shade val="20000"/>
+                <a:satMod val="255000"/>
               </a:schemeClr>
             </a:gs>
           </a:gsLst>
-          <a:lin ang="5400000" scaled="0"/>
+          <a:path path="circle">
+            <a:fillToRect l="50000" t="-80000" r="50000" b="180000"/>
+          </a:path>
+        </a:gradFill>
+        <a:gradFill rotWithShape="1">
+          <a:gsLst>
+            <a:gs pos="0">
+              <a:schemeClr val="phClr">
+                <a:tint val="80000"/>
+                <a:satMod val="300000"/>
+              </a:schemeClr>
+            </a:gs>
+            <a:gs pos="100000">
+              <a:schemeClr val="phClr">
+                <a:shade val="30000"/>
+                <a:satMod val="200000"/>
+              </a:schemeClr>
+            </a:gs>
+          </a:gsLst>
+          <a:path path="circle">
+            <a:fillToRect l="50000" t="50000" r="50000" b="50000"/>
+          </a:path>
         </a:gradFill>
       </a:bgFillStyleLst>
     </a:fmtScheme>
   </a:themeElements>
   <a:objectDefaults/>
   <a:extraClrSchemeLst/>
-  <a:extLst>
-    <a:ext uri="{05A4C25C-085E-4340-85A3-A5531E510DB2}">
-      <thm15:themeFamily xmlns:thm15="http://schemas.microsoft.com/office/thememl/2012/main" name="Office Theme" id="{62F939B6-93AF-4DB8-9C6B-D6C7DFDC589F}" vid="{4A3C46E8-61CC-4603-A589-7422A47A8E4A}"/>
-    </a:ext>
-  </a:extLst>
 </a:theme>
 </file>